--- a/docs/HEXHAWK_FOR_DUMMIES.docx
+++ b/docs/HEXHAWK_FOR_DUMMIES.docx
@@ -17,26 +17,26 @@
           <w:b w:val="0"/>
           <w:i w:val="0"/>
         </w:rPr>
-        <w:t>A Practical Guide to Binary Intelligence, Reverse Engineering, Evidence Workflows, Configuration, Plugins, Reports, and Advanced Jobs</w:t>
-      </w:r>
-    </w:p>
-    <w:p/>
-    <w:p>
-      <w:r>
-        <w:rPr>
-          <w:b w:val="0"/>
-          <w:i w:val="0"/>
-        </w:rPr>
-        <w:t>Date: 2026-06-01</w:t>
-      </w:r>
-    </w:p>
-    <w:p>
-      <w:r>
-        <w:rPr>
-          <w:b w:val="0"/>
-          <w:i w:val="0"/>
-        </w:rPr>
-        <w:t>Audience: intelligent beginners, internal testers, technical operators, and analysts learning HexHawk.</w:t>
+        <w:t>A Practical Buyer and Operator Guide to Binary Intelligence, Reverse Engineering, Evidence Workflows, Configuration, Plugins, Reports, and Advanced Jobs</w:t>
+      </w:r>
+    </w:p>
+    <w:p/>
+    <w:p>
+      <w:r>
+        <w:rPr>
+          <w:b w:val="0"/>
+          <w:i w:val="0"/>
+        </w:rPr>
+        <w:t>Last updated: 2026-07-14</w:t>
+      </w:r>
+    </w:p>
+    <w:p>
+      <w:r>
+        <w:rPr>
+          <w:b w:val="0"/>
+          <w:i w:val="0"/>
+        </w:rPr>
+        <w:t>Audience: first-time technical buyers, internal testers, security operators, malware analysts, incident responders, and analysts learning HexHawk.</w:t>
       </w:r>
     </w:p>
     <w:p/>
@@ -45,109 +45,37 @@
         <w:pStyle w:val="Heading2"/>
       </w:pPr>
       <w:r>
-        <w:t>Quick Start (One Page)</w:t>
-      </w:r>
-    </w:p>
-    <w:p/>
-    <w:p>
-      <w:r>
-        <w:rPr>
-          <w:b w:val="0"/>
-          <w:i w:val="0"/>
-        </w:rPr>
-        <w:t>Use this page first if you are new.</w:t>
-      </w:r>
-    </w:p>
-    <w:p/>
-    <w:p>
-      <w:pPr>
-        <w:pStyle w:val="Heading3"/>
-      </w:pPr>
-      <w:r>
-        <w:t>1) Start safely</w:t>
-      </w:r>
-    </w:p>
-    <w:p/>
-    <w:p>
-      <w:pPr>
-        <w:pStyle w:val="ListBullet"/>
-      </w:pPr>
-      <w:r>
-        <w:rPr>
-          <w:b w:val="0"/>
-          <w:i w:val="0"/>
-        </w:rPr>
-        <w:t>Analyze only files you are authorized to handle.</w:t>
-      </w:r>
-    </w:p>
-    <w:p>
-      <w:pPr>
-        <w:pStyle w:val="ListBullet"/>
-      </w:pPr>
-      <w:r>
-        <w:rPr>
-          <w:b w:val="0"/>
-          <w:i w:val="0"/>
-        </w:rPr>
-        <w:t>Prefer a known safe challenge/sample for first run.</w:t>
-      </w:r>
-    </w:p>
-    <w:p>
-      <w:pPr>
-        <w:pStyle w:val="ListBullet"/>
-      </w:pPr>
-      <w:r>
-        <w:rPr>
-          <w:b w:val="0"/>
-          <w:i w:val="0"/>
-        </w:rPr>
-        <w:t>Keep analysis local and avoid sharing raw binaries casually.</w:t>
-      </w:r>
-    </w:p>
-    <w:p/>
-    <w:p>
-      <w:pPr>
-        <w:pStyle w:val="Heading3"/>
-      </w:pPr>
-      <w:r>
-        <w:t>2) Launch and verify mode</w:t>
-      </w:r>
-    </w:p>
-    <w:p/>
-    <w:p>
-      <w:pPr>
-        <w:pStyle w:val="ListNumber"/>
-      </w:pPr>
-      <w:r>
-        <w:rPr>
-          <w:b w:val="0"/>
-          <w:i w:val="0"/>
-        </w:rPr>
-        <w:t>Launch HexHawk.</w:t>
-      </w:r>
-    </w:p>
-    <w:p>
-      <w:pPr>
-        <w:pStyle w:val="ListNumber"/>
-      </w:pPr>
-      <w:r>
-        <w:rPr>
-          <w:b w:val="0"/>
-          <w:i w:val="0"/>
-        </w:rPr>
-        <w:t>Confirm whether you are in browser/dev orientation mode or native packaged runtime.</w:t>
-      </w:r>
-    </w:p>
-    <w:p>
-      <w:pPr>
-        <w:pStyle w:val="ListNumber"/>
-      </w:pPr>
-      <w:r>
-        <w:rPr>
-          <w:b w:val="0"/>
-          <w:i w:val="0"/>
-        </w:rPr>
-        <w:t>If making release/readiness claims, require native runtime proof (</w:t>
+        <w:t>HexHawk 1.0.0 milestone update</w:t>
+      </w:r>
+    </w:p>
+    <w:p/>
+    <w:p>
+      <w:r>
+        <w:rPr>
+          <w:b w:val="0"/>
+          <w:i w:val="0"/>
+        </w:rPr>
+        <w:t>HexHawk now saves versioned projects and reliably reopens them after process restart or cache clearing. A project verifies the imported binary's identity and persistently links optional advisory NEST lifecycle context to the immutable recorded GYRE verdict snapshot. Missing, malformed, unsupported, stale, mismatched, and cross-binary authority data are rejected. Reports and exports carry recorded-snapshot provenance and fall back honestly to summary-only output when authoritative evidence is unavailable.</w:t>
+      </w:r>
+    </w:p>
+    <w:p/>
+    <w:p>
+      <w:r>
+        <w:rPr>
+          <w:b w:val="0"/>
+          <w:i w:val="0"/>
+        </w:rPr>
+        <w:t>GYRE is the sole classification and recorded base-verdict authority. NEST does not independently classify or override GYRE. AETHERFRAME/Forge is optional, bounded, replayable, auditable, disableable, and non-authoritative; NEXUS is an assistant and cannot mutate authoritative state.</w:t>
+      </w:r>
+    </w:p>
+    <w:p/>
+    <w:p>
+      <w:r>
+        <w:rPr>
+          <w:b w:val="0"/>
+          <w:i w:val="0"/>
+        </w:rPr>
+        <w:t xml:space="preserve">The Windows 1.0.0 MSI and NSIS release-candidate installers were built and hash/metadata verified. Both are Authenticode </w:t>
       </w:r>
       <w:r>
         <w:rPr>
@@ -155,14 +83,14 @@
           <w:color w:val="1F2937"/>
           <w:sz w:val="18"/>
         </w:rPr>
-        <w:t>hasTauriRuntime: true</w:t>
-      </w:r>
-      <w:r>
-        <w:rPr>
-          <w:b w:val="0"/>
-          <w:i w:val="0"/>
-        </w:rPr>
-        <w:t xml:space="preserve">, </w:t>
+        <w:t>NotSigned</w:t>
+      </w:r>
+      <w:r>
+        <w:rPr>
+          <w:b w:val="0"/>
+          <w:i w:val="0"/>
+        </w:rPr>
+        <w:t>. Controlled installation, installed launch, installed persistence/restart/provenance, uninstall, and reinstall acceptance remain unpassed. See [</w:t>
       </w:r>
       <w:r>
         <w:rPr>
@@ -170,288 +98,544 @@
           <w:color w:val="1F2937"/>
           <w:sz w:val="18"/>
         </w:rPr>
-        <w:t>browserMode: false</w:t>
-      </w:r>
-      <w:r>
-        <w:rPr>
-          <w:b w:val="0"/>
-          <w:i w:val="0"/>
-        </w:rPr>
-        <w:t>).</w:t>
-      </w:r>
-    </w:p>
-    <w:p/>
-    <w:p>
-      <w:pPr>
-        <w:pStyle w:val="Heading3"/>
-      </w:pPr>
-      <w:r>
-        <w:t>3) First analysis flow</w:t>
-      </w:r>
-    </w:p>
-    <w:p/>
-    <w:p>
-      <w:pPr>
-        <w:pStyle w:val="ListNumber"/>
-      </w:pPr>
-      <w:r>
-        <w:rPr>
-          <w:b w:val="0"/>
-          <w:i w:val="0"/>
-        </w:rPr>
-        <w:t>Load binary.</w:t>
-      </w:r>
-    </w:p>
-    <w:p>
-      <w:pPr>
-        <w:pStyle w:val="ListNumber"/>
-      </w:pPr>
-      <w:r>
-        <w:rPr>
-          <w:b w:val="0"/>
-          <w:i w:val="0"/>
-        </w:rPr>
-        <w:t>Inspect metadata and hashes.</w:t>
-      </w:r>
-    </w:p>
-    <w:p>
-      <w:pPr>
-        <w:pStyle w:val="ListNumber"/>
-      </w:pPr>
-      <w:r>
-        <w:rPr>
-          <w:b w:val="0"/>
-          <w:i w:val="0"/>
-        </w:rPr>
-        <w:t>Scan strings.</w:t>
-      </w:r>
-    </w:p>
-    <w:p>
-      <w:pPr>
-        <w:pStyle w:val="ListNumber"/>
-      </w:pPr>
-      <w:r>
-        <w:rPr>
-          <w:b w:val="0"/>
-          <w:i w:val="0"/>
-        </w:rPr>
-        <w:t>Disassemble selected range.</w:t>
-      </w:r>
-    </w:p>
-    <w:p>
-      <w:pPr>
-        <w:pStyle w:val="ListNumber"/>
-      </w:pPr>
-      <w:r>
-        <w:rPr>
-          <w:b w:val="0"/>
-          <w:i w:val="0"/>
-        </w:rPr>
-        <w:t>Review Verdict panel and confidence.</w:t>
-      </w:r>
-    </w:p>
-    <w:p>
-      <w:pPr>
-        <w:pStyle w:val="ListNumber"/>
-      </w:pPr>
-      <w:r>
-        <w:rPr>
-          <w:b w:val="0"/>
-          <w:i w:val="0"/>
-        </w:rPr>
-        <w:t>Use NEST for evidence convergence when needed.</w:t>
-      </w:r>
-    </w:p>
-    <w:p>
-      <w:pPr>
-        <w:pStyle w:val="ListNumber"/>
-      </w:pPr>
-      <w:r>
-        <w:rPr>
-          <w:b w:val="0"/>
-          <w:i w:val="0"/>
-        </w:rPr>
-        <w:t>Export report.</w:t>
-      </w:r>
-    </w:p>
-    <w:p/>
-    <w:p>
-      <w:pPr>
-        <w:pStyle w:val="Heading3"/>
-      </w:pPr>
-      <w:r>
-        <w:t>4) Authority rules (must remember)</w:t>
-      </w:r>
-    </w:p>
-    <w:p/>
-    <w:p>
-      <w:pPr>
-        <w:pStyle w:val="ListBullet"/>
-      </w:pPr>
-      <w:r>
-        <w:rPr>
-          <w:b w:val="0"/>
-          <w:i w:val="0"/>
-        </w:rPr>
-        <w:t>GYRE is the sole verdict authority.</w:t>
-      </w:r>
-    </w:p>
-    <w:p>
-      <w:pPr>
-        <w:pStyle w:val="ListBullet"/>
-      </w:pPr>
-      <w:r>
-        <w:rPr>
-          <w:b w:val="0"/>
-          <w:i w:val="0"/>
-        </w:rPr>
-        <w:t>NEST organizes/converges evidence; it does not replace GYRE.</w:t>
-      </w:r>
-    </w:p>
-    <w:p>
-      <w:pPr>
-        <w:pStyle w:val="ListBullet"/>
-      </w:pPr>
-      <w:r>
-        <w:rPr>
-          <w:b w:val="0"/>
-          <w:i w:val="0"/>
-        </w:rPr>
-        <w:t>AETHERFRAME/Forge is optional lineage/uplift metadata only; it must not change classification.</w:t>
-      </w:r>
-    </w:p>
-    <w:p>
-      <w:pPr>
-        <w:pStyle w:val="ListBullet"/>
-      </w:pPr>
-      <w:r>
-        <w:rPr>
-          <w:b w:val="0"/>
-          <w:i w:val="0"/>
-        </w:rPr>
-        <w:t>AI/NEXUS output is advisory.</w:t>
-      </w:r>
-    </w:p>
-    <w:p/>
-    <w:p>
-      <w:pPr>
-        <w:pStyle w:val="Heading3"/>
-      </w:pPr>
-      <w:r>
-        <w:t>5) Trust verification flow for release artifacts</w:t>
-      </w:r>
-    </w:p>
-    <w:p/>
-    <w:p>
-      <w:pPr>
-        <w:pStyle w:val="ListNumber"/>
-      </w:pPr>
-      <w:r>
-        <w:rPr>
-          <w:b w:val="0"/>
-          <w:i w:val="0"/>
-        </w:rPr>
-        <w:t>Verify SHA-256 with checksums.</w:t>
-      </w:r>
-    </w:p>
-    <w:p>
-      <w:pPr>
-        <w:pStyle w:val="ListNumber"/>
-      </w:pPr>
-      <w:r>
-        <w:rPr>
-          <w:b w:val="0"/>
-          <w:i w:val="0"/>
-        </w:rPr>
-        <w:t>Verify detached signature with active public key.</w:t>
-      </w:r>
-    </w:p>
-    <w:p>
-      <w:pPr>
-        <w:pStyle w:val="ListNumber"/>
-      </w:pPr>
-      <w:r>
-        <w:rPr>
-          <w:b w:val="0"/>
-          <w:i w:val="0"/>
-        </w:rPr>
-        <w:t>Check revocation status.</w:t>
-      </w:r>
-    </w:p>
-    <w:p>
-      <w:pPr>
-        <w:pStyle w:val="ListNumber"/>
-      </w:pPr>
-      <w:r>
-        <w:rPr>
-          <w:b w:val="0"/>
-          <w:i w:val="0"/>
-        </w:rPr>
-        <w:t>Check signed timestamp record.</w:t>
-      </w:r>
-    </w:p>
-    <w:p>
-      <w:pPr>
-        <w:pStyle w:val="ListNumber"/>
-      </w:pPr>
-      <w:r>
-        <w:rPr>
-          <w:b w:val="0"/>
-          <w:i w:val="0"/>
-        </w:rPr>
-        <w:t>Record result and any trust-chain warning.</w:t>
-      </w:r>
-    </w:p>
-    <w:p/>
-    <w:p>
-      <w:r>
-        <w:rPr>
-          <w:b w:val="0"/>
-          <w:i w:val="0"/>
-        </w:rPr>
-        <w:t>Automation endpoints:</w:t>
-      </w:r>
-    </w:p>
-    <w:p/>
-    <w:p>
-      <w:pPr>
-        <w:pStyle w:val="ListBullet"/>
-      </w:pPr>
+        <w:t>CURRENT_STATUS.md</w:t>
+      </w:r>
+      <w:r>
+        <w:rPr>
+          <w:b w:val="0"/>
+          <w:i w:val="0"/>
+        </w:rPr>
+        <w:t>](CURRENT_STATUS.md) and [</w:t>
+      </w:r>
       <w:r>
         <w:rPr>
           <w:rFonts w:ascii="Consolas" w:hAnsi="Consolas"/>
           <w:color w:val="1F2937"/>
           <w:sz w:val="18"/>
         </w:rPr>
-        <w:t>https://hexhawk.ke/trust/keys.json</w:t>
-      </w:r>
-    </w:p>
+        <w:t>TESTER_RELEASE_STATUS.md</w:t>
+      </w:r>
+      <w:r>
+        <w:rPr>
+          <w:b w:val="0"/>
+          <w:i w:val="0"/>
+        </w:rPr>
+        <w:t>](TESTER_RELEASE_STATUS.md) before testing.</w:t>
+      </w:r>
+    </w:p>
+    <w:p/>
+    <w:p/>
+    <w:p>
+      <w:pPr>
+        <w:pStyle w:val="Heading2"/>
+      </w:pPr>
+      <w:r>
+        <w:t>Is this guide comprehensive?</w:t>
+      </w:r>
+    </w:p>
+    <w:p/>
+    <w:p>
+      <w:r>
+        <w:rPr>
+          <w:b w:val="0"/>
+          <w:i w:val="0"/>
+        </w:rPr>
+        <w:t>Yes for the current product story and tester workflow: it covers what HexHawk is, who should use it, what goes in, what comes out, how the main modules fit together, how to operate safely, how to export reports, how to verify release artifacts, and what claims remain gated.</w:t>
+      </w:r>
+    </w:p>
+    <w:p/>
+    <w:p>
+      <w:r>
+        <w:rPr>
+          <w:b w:val="0"/>
+          <w:i w:val="0"/>
+        </w:rPr>
+        <w:t>Comprehensive does not mean finished forever. Treat this guide as the public-facing acceptance checklist for each release:</w:t>
+      </w:r>
+    </w:p>
+    <w:p/>
     <w:p>
       <w:pPr>
         <w:pStyle w:val="ListBullet"/>
       </w:pPr>
+      <w:r>
+        <w:rPr>
+          <w:b w:val="0"/>
+          <w:i w:val="0"/>
+        </w:rPr>
+        <w:t xml:space="preserve">If a buyer asks “what do I upload or open?”, point them to </w:t>
+      </w:r>
+      <w:r>
+        <w:rPr>
+          <w:b/>
+        </w:rPr>
+        <w:t>Input</w:t>
+      </w:r>
+      <w:r>
+        <w:rPr>
+          <w:b w:val="0"/>
+          <w:i w:val="0"/>
+        </w:rPr>
+        <w:t xml:space="preserve"> sections.</w:t>
+      </w:r>
+    </w:p>
+    <w:p>
+      <w:pPr>
+        <w:pStyle w:val="ListBullet"/>
+      </w:pPr>
+      <w:r>
+        <w:rPr>
+          <w:b w:val="0"/>
+          <w:i w:val="0"/>
+        </w:rPr>
+        <w:t>If a tester asks “what button do I click next?”, point them to the first-analysis flow and GUI workflow.</w:t>
+      </w:r>
+    </w:p>
+    <w:p>
+      <w:pPr>
+        <w:pStyle w:val="ListBullet"/>
+      </w:pPr>
+      <w:r>
+        <w:rPr>
+          <w:b w:val="0"/>
+          <w:i w:val="0"/>
+        </w:rPr>
+        <w:t>If a reviewer asks “why should I trust the output?”, point them to GYRE, NEST, CREST, and trust verification.</w:t>
+      </w:r>
+    </w:p>
+    <w:p>
+      <w:pPr>
+        <w:pStyle w:val="ListBullet"/>
+      </w:pPr>
+      <w:r>
+        <w:rPr>
+          <w:b w:val="0"/>
+          <w:i w:val="0"/>
+        </w:rPr>
+        <w:t>If a security leader asks “where does this fit beside IDA, Ghidra, Binary Ninja, Cutter, x64dbg, or a sandbox?”, point them to the competitive landscape and the “when to use / when not to use” sections.</w:t>
+      </w:r>
+    </w:p>
+    <w:p>
+      <w:pPr>
+        <w:pStyle w:val="ListBullet"/>
+      </w:pPr>
+      <w:r>
+        <w:rPr>
+          <w:b w:val="0"/>
+          <w:i w:val="0"/>
+        </w:rPr>
+        <w:t>If a release owner asks “can we publish this broadly?”, point them to the release-status and high-assurance gates.</w:t>
+      </w:r>
+    </w:p>
+    <w:p/>
+    <w:p>
+      <w:r>
+        <w:rPr>
+          <w:b w:val="0"/>
+          <w:i w:val="0"/>
+        </w:rPr>
+        <w:t xml:space="preserve">For consumer/product clarity, every module should be explainable in this pattern: </w:t>
+      </w:r>
+      <w:r>
+        <w:rPr>
+          <w:b/>
+        </w:rPr>
+        <w:t>What it is → Input → What HexHawk does → Output → When to use it → What it does not prove</w:t>
+      </w:r>
+      <w:r>
+        <w:rPr>
+          <w:b w:val="0"/>
+          <w:i w:val="0"/>
+        </w:rPr>
+        <w:t>.</w:t>
+      </w:r>
+    </w:p>
+    <w:p/>
+    <w:p>
+      <w:pPr>
+        <w:pStyle w:val="Heading2"/>
+      </w:pPr>
+      <w:r>
+        <w:t>Quick Start (One Page)</w:t>
+      </w:r>
+    </w:p>
+    <w:p/>
+    <w:p>
+      <w:r>
+        <w:rPr>
+          <w:b w:val="0"/>
+          <w:i w:val="0"/>
+        </w:rPr>
+        <w:t>Use this page first if you are new.</w:t>
+      </w:r>
+    </w:p>
+    <w:p/>
+    <w:p>
+      <w:pPr>
+        <w:pStyle w:val="Heading3"/>
+      </w:pPr>
+      <w:r>
+        <w:t>1) Start safely</w:t>
+      </w:r>
+    </w:p>
+    <w:p/>
+    <w:p>
+      <w:pPr>
+        <w:pStyle w:val="ListBullet"/>
+      </w:pPr>
+      <w:r>
+        <w:rPr>
+          <w:b w:val="0"/>
+          <w:i w:val="0"/>
+        </w:rPr>
+        <w:t>Analyze only files you are authorized to handle.</w:t>
+      </w:r>
+    </w:p>
+    <w:p>
+      <w:pPr>
+        <w:pStyle w:val="ListBullet"/>
+      </w:pPr>
+      <w:r>
+        <w:rPr>
+          <w:b w:val="0"/>
+          <w:i w:val="0"/>
+        </w:rPr>
+        <w:t>Prefer a known safe challenge/sample for first run.</w:t>
+      </w:r>
+    </w:p>
+    <w:p>
+      <w:pPr>
+        <w:pStyle w:val="ListBullet"/>
+      </w:pPr>
+      <w:r>
+        <w:rPr>
+          <w:b w:val="0"/>
+          <w:i w:val="0"/>
+        </w:rPr>
+        <w:t>Keep analysis local and avoid sharing raw binaries casually.</w:t>
+      </w:r>
+    </w:p>
+    <w:p/>
+    <w:p>
+      <w:pPr>
+        <w:pStyle w:val="Heading3"/>
+      </w:pPr>
+      <w:r>
+        <w:t>2) Launch and verify mode</w:t>
+      </w:r>
+    </w:p>
+    <w:p/>
+    <w:p>
+      <w:pPr>
+        <w:pStyle w:val="ListNumber"/>
+      </w:pPr>
+      <w:r>
+        <w:rPr>
+          <w:b w:val="0"/>
+          <w:i w:val="0"/>
+        </w:rPr>
+        <w:t>Launch HexHawk.</w:t>
+      </w:r>
+    </w:p>
+    <w:p>
+      <w:pPr>
+        <w:pStyle w:val="ListNumber"/>
+      </w:pPr>
+      <w:r>
+        <w:rPr>
+          <w:b w:val="0"/>
+          <w:i w:val="0"/>
+        </w:rPr>
+        <w:t>Confirm whether you are in browser/dev orientation mode or native packaged runtime.</w:t>
+      </w:r>
+    </w:p>
+    <w:p>
+      <w:pPr>
+        <w:pStyle w:val="ListNumber"/>
+      </w:pPr>
+      <w:r>
+        <w:rPr>
+          <w:b w:val="0"/>
+          <w:i w:val="0"/>
+        </w:rPr>
+        <w:t>If making release/readiness claims, require native runtime proof (</w:t>
+      </w:r>
       <w:r>
         <w:rPr>
           <w:rFonts w:ascii="Consolas" w:hAnsi="Consolas"/>
           <w:color w:val="1F2937"/>
           <w:sz w:val="18"/>
         </w:rPr>
-        <w:t>https://hexhawk.ke/trust/revocations.json</w:t>
-      </w:r>
-    </w:p>
-    <w:p>
-      <w:pPr>
-        <w:pStyle w:val="ListBullet"/>
-      </w:pPr>
+        <w:t>hasTauriRuntime: true</w:t>
+      </w:r>
+      <w:r>
+        <w:rPr>
+          <w:b w:val="0"/>
+          <w:i w:val="0"/>
+        </w:rPr>
+        <w:t xml:space="preserve">, </w:t>
+      </w:r>
       <w:r>
         <w:rPr>
           <w:rFonts w:ascii="Consolas" w:hAnsi="Consolas"/>
           <w:color w:val="1F2937"/>
           <w:sz w:val="18"/>
         </w:rPr>
-        <w:t>https://hexhawk.ke/trust/signatures/latest/signatures.json</w:t>
-      </w:r>
-    </w:p>
+        <w:t>browserMode: false</w:t>
+      </w:r>
+      <w:r>
+        <w:rPr>
+          <w:b w:val="0"/>
+          <w:i w:val="0"/>
+        </w:rPr>
+        <w:t>).</w:t>
+      </w:r>
+    </w:p>
+    <w:p/>
+    <w:p>
+      <w:pPr>
+        <w:pStyle w:val="Heading3"/>
+      </w:pPr>
+      <w:r>
+        <w:t>3) First analysis flow</w:t>
+      </w:r>
+    </w:p>
+    <w:p/>
+    <w:p>
+      <w:pPr>
+        <w:pStyle w:val="ListNumber"/>
+      </w:pPr>
+      <w:r>
+        <w:rPr>
+          <w:b w:val="0"/>
+          <w:i w:val="0"/>
+        </w:rPr>
+        <w:t>Load binary.</w:t>
+      </w:r>
+    </w:p>
+    <w:p>
+      <w:pPr>
+        <w:pStyle w:val="ListNumber"/>
+      </w:pPr>
+      <w:r>
+        <w:rPr>
+          <w:b w:val="0"/>
+          <w:i w:val="0"/>
+        </w:rPr>
+        <w:t>Inspect metadata and hashes.</w:t>
+      </w:r>
+    </w:p>
+    <w:p>
+      <w:pPr>
+        <w:pStyle w:val="ListNumber"/>
+      </w:pPr>
+      <w:r>
+        <w:rPr>
+          <w:b w:val="0"/>
+          <w:i w:val="0"/>
+        </w:rPr>
+        <w:t>Scan strings.</w:t>
+      </w:r>
+    </w:p>
+    <w:p>
+      <w:pPr>
+        <w:pStyle w:val="ListNumber"/>
+      </w:pPr>
+      <w:r>
+        <w:rPr>
+          <w:b w:val="0"/>
+          <w:i w:val="0"/>
+        </w:rPr>
+        <w:t>Disassemble selected range.</w:t>
+      </w:r>
+    </w:p>
+    <w:p>
+      <w:pPr>
+        <w:pStyle w:val="ListNumber"/>
+      </w:pPr>
+      <w:r>
+        <w:rPr>
+          <w:b w:val="0"/>
+          <w:i w:val="0"/>
+        </w:rPr>
+        <w:t>Select a function and open Function details / Function Notebook to review imports, calls, pseudocode, runtime observations, and limits.</w:t>
+      </w:r>
+    </w:p>
+    <w:p>
+      <w:pPr>
+        <w:pStyle w:val="ListNumber"/>
+      </w:pPr>
+      <w:r>
+        <w:rPr>
+          <w:b w:val="0"/>
+          <w:i w:val="0"/>
+        </w:rPr>
+        <w:t>Review Verdict panel and confidence.</w:t>
+      </w:r>
+    </w:p>
+    <w:p>
+      <w:pPr>
+        <w:pStyle w:val="ListNumber"/>
+      </w:pPr>
+      <w:r>
+        <w:rPr>
+          <w:b w:val="0"/>
+          <w:i w:val="0"/>
+        </w:rPr>
+        <w:t>Use NEST for evidence convergence when needed.</w:t>
+      </w:r>
+    </w:p>
+    <w:p>
+      <w:pPr>
+        <w:pStyle w:val="ListNumber"/>
+      </w:pPr>
+      <w:r>
+        <w:rPr>
+          <w:b w:val="0"/>
+          <w:i w:val="0"/>
+        </w:rPr>
+        <w:t>Export report or Function Intelligence JSON/Markdown when needed.</w:t>
+      </w:r>
+    </w:p>
+    <w:p/>
+    <w:p>
+      <w:pPr>
+        <w:pStyle w:val="Heading3"/>
+      </w:pPr>
+      <w:r>
+        <w:t>4) Authority rules (must remember)</w:t>
+      </w:r>
+    </w:p>
+    <w:p/>
+    <w:p>
+      <w:pPr>
+        <w:pStyle w:val="ListBullet"/>
+      </w:pPr>
+      <w:r>
+        <w:rPr>
+          <w:b w:val="0"/>
+          <w:i w:val="0"/>
+        </w:rPr>
+        <w:t>GYRE is the sole verdict authority.</w:t>
+      </w:r>
+    </w:p>
+    <w:p>
+      <w:pPr>
+        <w:pStyle w:val="ListBullet"/>
+      </w:pPr>
+      <w:r>
+        <w:rPr>
+          <w:b w:val="0"/>
+          <w:i w:val="0"/>
+        </w:rPr>
+        <w:t>NEST organizes/converges evidence; it does not replace GYRE.</w:t>
+      </w:r>
+    </w:p>
+    <w:p>
+      <w:pPr>
+        <w:pStyle w:val="ListBullet"/>
+      </w:pPr>
+      <w:r>
+        <w:rPr>
+          <w:b w:val="0"/>
+          <w:i w:val="0"/>
+        </w:rPr>
+        <w:t>AETHERFRAME/Forge is optional lineage/uplift metadata only; it must not change classification.</w:t>
+      </w:r>
+    </w:p>
+    <w:p>
+      <w:pPr>
+        <w:pStyle w:val="ListBullet"/>
+      </w:pPr>
+      <w:r>
+        <w:rPr>
+          <w:b w:val="0"/>
+          <w:i w:val="0"/>
+        </w:rPr>
+        <w:t>AI/NEXUS output is advisory.</w:t>
+      </w:r>
+    </w:p>
+    <w:p/>
+    <w:p>
+      <w:pPr>
+        <w:pStyle w:val="Heading3"/>
+      </w:pPr>
+      <w:r>
+        <w:t>5) Trust verification flow for release artifacts</w:t>
+      </w:r>
+    </w:p>
+    <w:p/>
+    <w:p>
+      <w:pPr>
+        <w:pStyle w:val="ListNumber"/>
+      </w:pPr>
+      <w:r>
+        <w:rPr>
+          <w:b w:val="0"/>
+          <w:i w:val="0"/>
+        </w:rPr>
+        <w:t>Verify SHA-256 with checksums.</w:t>
+      </w:r>
+    </w:p>
+    <w:p>
+      <w:pPr>
+        <w:pStyle w:val="ListNumber"/>
+      </w:pPr>
+      <w:r>
+        <w:rPr>
+          <w:b w:val="0"/>
+          <w:i w:val="0"/>
+        </w:rPr>
+        <w:t>Verify detached signature with active public key.</w:t>
+      </w:r>
+    </w:p>
+    <w:p>
+      <w:pPr>
+        <w:pStyle w:val="ListNumber"/>
+      </w:pPr>
+      <w:r>
+        <w:rPr>
+          <w:b w:val="0"/>
+          <w:i w:val="0"/>
+        </w:rPr>
+        <w:t>Check revocation status.</w:t>
+      </w:r>
+    </w:p>
+    <w:p>
+      <w:pPr>
+        <w:pStyle w:val="ListNumber"/>
+      </w:pPr>
+      <w:r>
+        <w:rPr>
+          <w:b w:val="0"/>
+          <w:i w:val="0"/>
+        </w:rPr>
+        <w:t>Check signed timestamp record.</w:t>
+      </w:r>
+    </w:p>
+    <w:p>
+      <w:pPr>
+        <w:pStyle w:val="ListNumber"/>
+      </w:pPr>
+      <w:r>
+        <w:rPr>
+          <w:b w:val="0"/>
+          <w:i w:val="0"/>
+        </w:rPr>
+        <w:t>Record result and any trust-chain warning.</w:t>
+      </w:r>
+    </w:p>
+    <w:p/>
+    <w:p>
+      <w:r>
+        <w:rPr>
+          <w:b w:val="0"/>
+          <w:i w:val="0"/>
+        </w:rPr>
+        <w:t>Automation endpoints:</w:t>
+      </w:r>
+    </w:p>
+    <w:p/>
     <w:p>
       <w:pPr>
         <w:pStyle w:val="ListBullet"/>
@@ -462,7 +646,7 @@
           <w:color w:val="1F2937"/>
           <w:sz w:val="18"/>
         </w:rPr>
-        <w:t>https://hexhawk.ke/trust/signed-timestamps.json</w:t>
+        <w:t>https://hexhawk.ke/trust/keys.json</w:t>
       </w:r>
     </w:p>
     <w:p>
@@ -475,294 +659,92 @@
           <w:color w:val="1F2937"/>
           <w:sz w:val="18"/>
         </w:rPr>
-        <w:t>https://hexhawk.ke/.well-known/hexhawk-trust.json</w:t>
-      </w:r>
-    </w:p>
-    <w:p/>
-    <w:p>
-      <w:pPr>
-        <w:pStyle w:val="Heading3"/>
-      </w:pPr>
-      <w:r>
-        <w:t>6) Before sharing your conclusion</w:t>
-      </w:r>
-    </w:p>
-    <w:p/>
+        <w:t>https://hexhawk.ke/trust/revocations.json</w:t>
+      </w:r>
+    </w:p>
     <w:p>
       <w:pPr>
         <w:pStyle w:val="ListBullet"/>
       </w:pPr>
-      <w:r>
-        <w:rPr>
-          <w:b w:val="0"/>
-          <w:i w:val="0"/>
-        </w:rPr>
-        <w:t>Include what you observed, what you inferred, and what remains unproven.</w:t>
-      </w:r>
-    </w:p>
-    <w:p>
-      <w:pPr>
-        <w:pStyle w:val="ListBullet"/>
-      </w:pPr>
-      <w:r>
-        <w:rPr>
-          <w:b w:val="0"/>
-          <w:i w:val="0"/>
-        </w:rPr>
-        <w:t>Do not present one signal/string as final malware proof.</w:t>
-      </w:r>
-    </w:p>
-    <w:p>
-      <w:pPr>
-        <w:pStyle w:val="ListBullet"/>
-      </w:pPr>
-      <w:r>
-        <w:rPr>
-          <w:b w:val="0"/>
-          <w:i w:val="0"/>
-        </w:rPr>
-        <w:t>Include authority markers in report outputs (</w:t>
-      </w:r>
       <w:r>
         <w:rPr>
           <w:rFonts w:ascii="Consolas" w:hAnsi="Consolas"/>
           <w:color w:val="1F2937"/>
           <w:sz w:val="18"/>
         </w:rPr>
-        <w:t>source_engine: gyre</w:t>
-      </w:r>
-      <w:r>
-        <w:rPr>
-          <w:b w:val="0"/>
-          <w:i w:val="0"/>
-        </w:rPr>
-        <w:t xml:space="preserve">, </w:t>
-      </w:r>
+        <w:t>https://hexhawk.ke/trust/signatures/latest/signatures.json</w:t>
+      </w:r>
+    </w:p>
+    <w:p>
+      <w:pPr>
+        <w:pStyle w:val="ListBullet"/>
+      </w:pPr>
       <w:r>
         <w:rPr>
           <w:rFonts w:ascii="Consolas" w:hAnsi="Consolas"/>
           <w:color w:val="1F2937"/>
           <w:sz w:val="18"/>
         </w:rPr>
-        <w:t>gyre_is_sole_verdict_source: true</w:t>
-      </w:r>
-      <w:r>
-        <w:rPr>
-          <w:b w:val="0"/>
-          <w:i w:val="0"/>
-        </w:rPr>
-        <w:t>).</w:t>
-      </w:r>
-    </w:p>
-    <w:p/>
-    <w:p>
-      <w:r>
-        <w:rPr>
-          <w:color w:val="94A3B8"/>
-        </w:rPr>
-        <w:t>————————————————————</w:t>
-      </w:r>
-    </w:p>
-    <w:p/>
-    <w:p>
-      <w:pPr>
-        <w:pStyle w:val="Heading2"/>
-      </w:pPr>
-      <w:r>
-        <w:t>Read this first</w:t>
-      </w:r>
-    </w:p>
-    <w:p/>
-    <w:p>
-      <w:r>
-        <w:rPr>
-          <w:b w:val="0"/>
-          <w:i w:val="0"/>
-        </w:rPr>
-        <w:t>HexHawk is powerful, but it is not magic. It helps you inspect binaries, collect evidence, reason about code and behavior, and package reports. It does not turn one click into final security truth.</w:t>
-      </w:r>
-    </w:p>
-    <w:p/>
-    <w:p>
-      <w:r>
-        <w:rPr>
-          <w:b w:val="0"/>
-          <w:i w:val="0"/>
-        </w:rPr>
-        <w:t>Throughout this guide, keep these boundaries in mind:</w:t>
-      </w:r>
-    </w:p>
-    <w:p/>
+        <w:t>https://hexhawk.ke/trust/signed-timestamps.json</w:t>
+      </w:r>
+    </w:p>
     <w:p>
       <w:pPr>
         <w:pStyle w:val="ListBullet"/>
       </w:pPr>
-      <w:r>
-        <w:rPr>
-          <w:b w:val="0"/>
-          <w:i w:val="0"/>
-        </w:rPr>
-        <w:t>GYRE is the sole verdict authority. It owns classification and base confidence.</w:t>
-      </w:r>
-    </w:p>
-    <w:p>
-      <w:pPr>
-        <w:pStyle w:val="ListBullet"/>
-      </w:pPr>
-      <w:r>
-        <w:rPr>
-          <w:b w:val="0"/>
-          <w:i w:val="0"/>
-        </w:rPr>
-        <w:t>NEST organizes, converges, validates, and packages evidence. It does not replace GYRE.</w:t>
-      </w:r>
-    </w:p>
-    <w:p>
-      <w:pPr>
-        <w:pStyle w:val="ListBullet"/>
-      </w:pPr>
-      <w:r>
-        <w:rPr>
-          <w:b w:val="0"/>
-          <w:i w:val="0"/>
-        </w:rPr>
-        <w:t>AETHERFRAME/Forge may add optional bounded uplift, refinement, and lineage metadata. It must not change GYRE classification.</w:t>
-      </w:r>
-    </w:p>
-    <w:p>
-      <w:pPr>
-        <w:pStyle w:val="ListBullet"/>
-      </w:pPr>
-      <w:r>
-        <w:rPr>
-          <w:b w:val="0"/>
-          <w:i w:val="0"/>
-        </w:rPr>
-        <w:t>TALON, STRIKE, and ECHO are evidence and analyst surfaces.</w:t>
-      </w:r>
-    </w:p>
-    <w:p>
-      <w:pPr>
-        <w:pStyle w:val="ListBullet"/>
-      </w:pPr>
-      <w:r>
-        <w:rPr>
-          <w:b w:val="0"/>
-          <w:i w:val="0"/>
-        </w:rPr>
-        <w:t>CREST packages reports.</w:t>
-      </w:r>
-    </w:p>
-    <w:p>
-      <w:pPr>
-        <w:pStyle w:val="ListBullet"/>
-      </w:pPr>
-      <w:r>
-        <w:rPr>
-          <w:b w:val="0"/>
-          <w:i w:val="0"/>
-        </w:rPr>
-        <w:t>NEXUS and AI assistance are advisory/consumer layers, not security truth.</w:t>
-      </w:r>
-    </w:p>
-    <w:p/>
-    <w:p>
-      <w:r>
-        <w:rPr>
-          <w:b w:val="0"/>
-          <w:i w:val="0"/>
-        </w:rPr>
-        <w:t>What this means: HexHawk can help you investigate a suspicious file and explain the evidence trail. It should not be described as an oracle that makes risk disappear.</w:t>
-      </w:r>
-    </w:p>
-    <w:p/>
-    <w:p>
-      <w:r>
-        <w:rPr>
-          <w:b w:val="0"/>
-          <w:i w:val="0"/>
-        </w:rPr>
-        <w:t>What not to assume: a clean-looking result is not a lifetime safety certificate, a suspicious result is not proof of malware, and an AI explanation is not a verdict.</w:t>
-      </w:r>
-    </w:p>
-    <w:p/>
-    <w:p/>
-    <w:p>
-      <w:pPr>
-        <w:pStyle w:val="Heading2"/>
-      </w:pPr>
-      <w:r>
-        <w:t>About the screenshots</w:t>
-      </w:r>
-    </w:p>
-    <w:p/>
-    <w:p>
-      <w:r>
-        <w:rPr>
-          <w:b w:val="0"/>
-          <w:i w:val="0"/>
-        </w:rPr>
-        <w:t>The images in this guide are visual aids for beginners. This revision replaces the two previous TODO placeholders with source-backed evidence cards. UI labels can vary slightly by version, tier, and build mode.</w:t>
-      </w:r>
-    </w:p>
-    <w:p/>
-    <w:p>
-      <w:r>
-        <w:rPr>
-          <w:b w:val="0"/>
-          <w:i w:val="0"/>
-        </w:rPr>
-        <w:t>Screenshot types used in this guide:</w:t>
-      </w:r>
-    </w:p>
-    <w:p/>
-    <w:p>
-      <w:pPr>
-        <w:pStyle w:val="ListBullet"/>
-      </w:pPr>
-      <w:r>
-        <w:rPr>
-          <w:b w:val="0"/>
-          <w:i w:val="0"/>
-        </w:rPr>
-        <w:t>Browser/dev-mode UI captures for workflow orientation.</w:t>
-      </w:r>
-    </w:p>
-    <w:p>
-      <w:pPr>
-        <w:pStyle w:val="ListBullet"/>
-      </w:pPr>
-      <w:r>
-        <w:rPr>
-          <w:b w:val="0"/>
-          <w:i w:val="0"/>
-        </w:rPr>
-        <w:t>Rendered evidence cards generated from real command output or exported authority fields.</w:t>
-      </w:r>
-    </w:p>
-    <w:p/>
-    <w:p>
-      <w:r>
-        <w:rPr>
-          <w:b w:val="0"/>
-          <w:i w:val="0"/>
-        </w:rPr>
-        <w:t xml:space="preserve">A screenshot is not verdict provenance. For audit or high-assurance work, rely on exported authority metadata such as </w:t>
-      </w:r>
       <w:r>
         <w:rPr>
           <w:rFonts w:ascii="Consolas" w:hAnsi="Consolas"/>
           <w:color w:val="1F2937"/>
           <w:sz w:val="18"/>
         </w:rPr>
-        <w:t>source_engine: gyre</w:t>
-      </w:r>
-      <w:r>
-        <w:rPr>
-          <w:b w:val="0"/>
-          <w:i w:val="0"/>
-        </w:rPr>
-        <w:t xml:space="preserve">, </w:t>
+        <w:t>https://hexhawk.ke/.well-known/hexhawk-trust.json</w:t>
+      </w:r>
+    </w:p>
+    <w:p/>
+    <w:p>
+      <w:pPr>
+        <w:pStyle w:val="Heading3"/>
+      </w:pPr>
+      <w:r>
+        <w:t>6) Before sharing your conclusion</w:t>
+      </w:r>
+    </w:p>
+    <w:p/>
+    <w:p>
+      <w:pPr>
+        <w:pStyle w:val="ListBullet"/>
+      </w:pPr>
+      <w:r>
+        <w:rPr>
+          <w:b w:val="0"/>
+          <w:i w:val="0"/>
+        </w:rPr>
+        <w:t>Include what you observed, what you inferred, and what remains unproven.</w:t>
+      </w:r>
+    </w:p>
+    <w:p>
+      <w:pPr>
+        <w:pStyle w:val="ListBullet"/>
+      </w:pPr>
+      <w:r>
+        <w:rPr>
+          <w:b w:val="0"/>
+          <w:i w:val="0"/>
+        </w:rPr>
+        <w:t>Do not present one signal/string as final malware proof.</w:t>
+      </w:r>
+    </w:p>
+    <w:p>
+      <w:pPr>
+        <w:pStyle w:val="ListBullet"/>
+      </w:pPr>
+      <w:r>
+        <w:rPr>
+          <w:b w:val="0"/>
+          <w:i w:val="0"/>
+        </w:rPr>
+        <w:t>Include authority markers in report outputs (</w:t>
       </w:r>
       <w:r>
         <w:rPr>
@@ -770,618 +752,14 @@
           <w:color w:val="1F2937"/>
           <w:sz w:val="18"/>
         </w:rPr>
-        <w:t>gyre_is_sole_verdict_source: true</w:t>
-      </w:r>
-      <w:r>
-        <w:rPr>
-          <w:b w:val="0"/>
-          <w:i w:val="0"/>
-        </w:rPr>
-        <w:t>, final GYRE verdict snapshots, NEST bundle status, and any explicit AETHERFRAME/Forge disclosure.</w:t>
-      </w:r>
-    </w:p>
-    <w:p/>
-    <w:p>
-      <w:pPr>
-        <w:pStyle w:val="Heading2"/>
-      </w:pPr>
-      <w:r>
-        <w:t>Table of contents</w:t>
-      </w:r>
-    </w:p>
-    <w:p/>
-    <w:p>
-      <w:pPr>
-        <w:pStyle w:val="ListNumber"/>
-      </w:pPr>
-      <w:r>
-        <w:rPr>
-          <w:b w:val="0"/>
-          <w:i w:val="0"/>
-        </w:rPr>
-        <w:t>Welcome to HexHawk</w:t>
-      </w:r>
-    </w:p>
-    <w:p>
-      <w:pPr>
-        <w:pStyle w:val="ListNumber"/>
-      </w:pPr>
-      <w:r>
-        <w:rPr>
-          <w:b w:val="0"/>
-          <w:i w:val="0"/>
-        </w:rPr>
-        <w:t>Installing, Building, and Launching</w:t>
-      </w:r>
-    </w:p>
-    <w:p>
-      <w:pPr>
-        <w:pStyle w:val="ListNumber"/>
-      </w:pPr>
-      <w:r>
-        <w:rPr>
-          <w:b w:val="0"/>
-          <w:i w:val="0"/>
-        </w:rPr>
-        <w:t>The Beginner's First Analysis</w:t>
-      </w:r>
-    </w:p>
-    <w:p>
-      <w:pPr>
-        <w:pStyle w:val="ListNumber"/>
-      </w:pPr>
-      <w:r>
-        <w:rPr>
-          <w:b w:val="0"/>
-          <w:i w:val="0"/>
-        </w:rPr>
-        <w:t>Understanding HexHawk Evidence</w:t>
-      </w:r>
-    </w:p>
-    <w:p>
-      <w:pPr>
-        <w:pStyle w:val="ListNumber"/>
-      </w:pPr>
-      <w:r>
-        <w:rPr>
-          <w:b w:val="0"/>
-          <w:i w:val="0"/>
-        </w:rPr>
-        <w:t>GYRE Verdicts for Dummies</w:t>
-      </w:r>
-    </w:p>
-    <w:p>
-      <w:pPr>
-        <w:pStyle w:val="ListNumber"/>
-      </w:pPr>
-      <w:r>
-        <w:rPr>
-          <w:b w:val="0"/>
-          <w:i w:val="0"/>
-        </w:rPr>
-        <w:t>NEST Evidence Convergence for Dummies</w:t>
-      </w:r>
-    </w:p>
-    <w:p>
-      <w:pPr>
-        <w:pStyle w:val="ListNumber"/>
-      </w:pPr>
-      <w:r>
-        <w:rPr>
-          <w:b w:val="0"/>
-          <w:i w:val="0"/>
-        </w:rPr>
-        <w:t>AETHERFRAME/Forge for Dummies</w:t>
-      </w:r>
-    </w:p>
-    <w:p>
-      <w:pPr>
-        <w:pStyle w:val="ListNumber"/>
-      </w:pPr>
-      <w:r>
-        <w:rPr>
-          <w:b w:val="0"/>
-          <w:i w:val="0"/>
-        </w:rPr>
-        <w:t>Reports and CREST</w:t>
-      </w:r>
-    </w:p>
-    <w:p>
-      <w:pPr>
-        <w:pStyle w:val="ListNumber"/>
-      </w:pPr>
-      <w:r>
-        <w:rPr>
-          <w:b w:val="0"/>
-          <w:i w:val="0"/>
-        </w:rPr>
-        <w:t>CLI Workflows</w:t>
-      </w:r>
-    </w:p>
-    <w:p>
-      <w:pPr>
-        <w:pStyle w:val="ListNumber"/>
-      </w:pPr>
-      <w:r>
-        <w:rPr>
-          <w:b w:val="0"/>
-          <w:i w:val="0"/>
-        </w:rPr>
-        <w:t>GUI Workflows</w:t>
-      </w:r>
-    </w:p>
-    <w:p>
-      <w:pPr>
-        <w:pStyle w:val="ListNumber"/>
-      </w:pPr>
-      <w:r>
-        <w:rPr>
-          <w:b w:val="0"/>
-          <w:i w:val="0"/>
-        </w:rPr>
-        <w:t>Configuration</w:t>
-      </w:r>
-    </w:p>
-    <w:p>
-      <w:pPr>
-        <w:pStyle w:val="ListNumber"/>
-      </w:pPr>
-      <w:r>
-        <w:rPr>
-          <w:b w:val="0"/>
-          <w:i w:val="0"/>
-        </w:rPr>
-        <w:t>Plugins and Extensions</w:t>
-      </w:r>
-    </w:p>
-    <w:p>
-      <w:pPr>
-        <w:pStyle w:val="ListNumber"/>
-      </w:pPr>
-      <w:r>
-        <w:rPr>
-          <w:b w:val="0"/>
-          <w:i w:val="0"/>
-        </w:rPr>
-        <w:t>Reverse Engineering Recipes</w:t>
-      </w:r>
-    </w:p>
-    <w:p>
-      <w:pPr>
-        <w:pStyle w:val="ListNumber"/>
-      </w:pPr>
-      <w:r>
-        <w:rPr>
-          <w:b w:val="0"/>
-          <w:i w:val="0"/>
-        </w:rPr>
-        <w:t>Recompiling and Development Workflows</w:t>
-      </w:r>
-    </w:p>
-    <w:p>
-      <w:pPr>
-        <w:pStyle w:val="ListNumber"/>
-      </w:pPr>
-      <w:r>
-        <w:rPr>
-          <w:b w:val="0"/>
-          <w:i w:val="0"/>
-        </w:rPr>
-        <w:t>High-Assurance Operation</w:t>
-      </w:r>
-    </w:p>
-    <w:p>
-      <w:pPr>
-        <w:pStyle w:val="ListNumber"/>
-      </w:pPr>
-      <w:r>
-        <w:rPr>
-          <w:b w:val="0"/>
-          <w:i w:val="0"/>
-        </w:rPr>
-        <w:t>Troubleshooting</w:t>
-      </w:r>
-    </w:p>
-    <w:p>
-      <w:pPr>
-        <w:pStyle w:val="ListNumber"/>
-      </w:pPr>
-      <w:r>
-        <w:rPr>
-          <w:b w:val="0"/>
-          <w:i w:val="0"/>
-        </w:rPr>
-        <w:t>Job Cookbook</w:t>
-      </w:r>
-    </w:p>
-    <w:p>
-      <w:pPr>
-        <w:pStyle w:val="ListNumber"/>
-      </w:pPr>
-      <w:r>
-        <w:rPr>
-          <w:b w:val="0"/>
-          <w:i w:val="0"/>
-        </w:rPr>
-        <w:t>Glossary</w:t>
-      </w:r>
-    </w:p>
-    <w:p>
-      <w:pPr>
-        <w:pStyle w:val="ListNumber"/>
-      </w:pPr>
-      <w:r>
-        <w:rPr>
-          <w:b w:val="0"/>
-          <w:i w:val="0"/>
-        </w:rPr>
-        <w:t>Capability Matrix</w:t>
-      </w:r>
-    </w:p>
-    <w:p>
-      <w:pPr>
-        <w:pStyle w:val="ListNumber"/>
-      </w:pPr>
-      <w:r>
-        <w:rPr>
-          <w:b w:val="0"/>
-          <w:i w:val="0"/>
-        </w:rPr>
-        <w:t>Appendix</w:t>
-      </w:r>
-    </w:p>
-    <w:p/>
-    <w:p>
-      <w:r>
-        <w:rPr>
-          <w:color w:val="94A3B8"/>
-        </w:rPr>
-        <w:t>————————————————————</w:t>
-      </w:r>
-    </w:p>
-    <w:p/>
-    <w:p>
-      <w:pPr>
-        <w:pStyle w:val="Heading1"/>
-      </w:pPr>
-      <w:r>
-        <w:t>Part 1: Welcome to HexHawk</w:t>
-      </w:r>
-    </w:p>
-    <w:p/>
-    <w:p>
-      <w:pPr>
-        <w:pStyle w:val="Heading2"/>
-      </w:pPr>
-      <w:r>
-        <w:t>What HexHawk is</w:t>
-      </w:r>
-    </w:p>
-    <w:p/>
-    <w:p>
-      <w:r>
-        <w:rPr>
-          <w:b w:val="0"/>
-          <w:i w:val="0"/>
-        </w:rPr>
-        <w:t>HexHawk is a native desktop reverse-engineering and binary-intelligence workbench built with Rust, Tauri, React, and TypeScript. It brings common analyst tasks into one local workflow:</w:t>
-      </w:r>
-    </w:p>
-    <w:p/>
-    <w:p>
-      <w:pPr>
-        <w:pStyle w:val="ListBullet"/>
-      </w:pPr>
-      <w:r>
-        <w:rPr>
-          <w:b w:val="0"/>
-          <w:i w:val="0"/>
-        </w:rPr>
-        <w:t>open a local file</w:t>
-      </w:r>
-    </w:p>
-    <w:p>
-      <w:pPr>
-        <w:pStyle w:val="ListBullet"/>
-      </w:pPr>
-      <w:r>
-        <w:rPr>
-          <w:b w:val="0"/>
-          <w:i w:val="0"/>
-        </w:rPr>
-        <w:t>inspect metadata, hashes, sections, imports, and exports</w:t>
-      </w:r>
-    </w:p>
-    <w:p>
-      <w:pPr>
-        <w:pStyle w:val="ListBullet"/>
-      </w:pPr>
-      <w:r>
-        <w:rPr>
-          <w:b w:val="0"/>
-          <w:i w:val="0"/>
-        </w:rPr>
-        <w:t>read hex bytes and strings</w:t>
-      </w:r>
-    </w:p>
-    <w:p>
-      <w:pPr>
-        <w:pStyle w:val="ListBullet"/>
-      </w:pPr>
-      <w:r>
-        <w:rPr>
-          <w:b w:val="0"/>
-          <w:i w:val="0"/>
-        </w:rPr>
-        <w:t>disassemble ranges</w:t>
-      </w:r>
-    </w:p>
-    <w:p>
-      <w:pPr>
-        <w:pStyle w:val="ListBullet"/>
-      </w:pPr>
-      <w:r>
-        <w:rPr>
-          <w:b w:val="0"/>
-          <w:i w:val="0"/>
-        </w:rPr>
-        <w:t>build control-flow graphs</w:t>
-      </w:r>
-    </w:p>
-    <w:p>
-      <w:pPr>
-        <w:pStyle w:val="ListBullet"/>
-      </w:pPr>
-      <w:r>
-        <w:rPr>
-          <w:b w:val="0"/>
-          <w:i w:val="0"/>
-        </w:rPr>
-        <w:t>run plugins</w:t>
-      </w:r>
-    </w:p>
-    <w:p>
-      <w:pPr>
-        <w:pStyle w:val="ListBullet"/>
-      </w:pPr>
-      <w:r>
-        <w:rPr>
-          <w:b w:val="0"/>
-          <w:i w:val="0"/>
-        </w:rPr>
-        <w:t>view decompiler/TALON surfaces</w:t>
-      </w:r>
-    </w:p>
-    <w:p>
-      <w:pPr>
-        <w:pStyle w:val="ListBullet"/>
-      </w:pPr>
-      <w:r>
-        <w:rPr>
-          <w:b w:val="0"/>
-          <w:i w:val="0"/>
-        </w:rPr>
-        <w:t>use debugger/STRIKE surfaces where appropriate</w:t>
-      </w:r>
-    </w:p>
-    <w:p>
-      <w:pPr>
-        <w:pStyle w:val="ListBullet"/>
-      </w:pPr>
-      <w:r>
-        <w:rPr>
-          <w:b w:val="0"/>
-          <w:i w:val="0"/>
-        </w:rPr>
-        <w:t>inspect signatures/ECHO correlations</w:t>
-      </w:r>
-    </w:p>
-    <w:p>
-      <w:pPr>
-        <w:pStyle w:val="ListBullet"/>
-      </w:pPr>
-      <w:r>
-        <w:rPr>
-          <w:b w:val="0"/>
-          <w:i w:val="0"/>
-        </w:rPr>
-        <w:t>create NEST sessions and evidence bundles</w:t>
-      </w:r>
-    </w:p>
-    <w:p>
-      <w:pPr>
-        <w:pStyle w:val="ListBullet"/>
-      </w:pPr>
-      <w:r>
-        <w:rPr>
-          <w:b w:val="0"/>
-          <w:i w:val="0"/>
-        </w:rPr>
-        <w:t>package CREST-style reports</w:t>
-      </w:r>
-    </w:p>
-    <w:p>
-      <w:pPr>
-        <w:pStyle w:val="ListBullet"/>
-      </w:pPr>
-      <w:r>
-        <w:rPr>
-          <w:b w:val="0"/>
-          <w:i w:val="0"/>
-        </w:rPr>
-        <w:t>use optional BYOK AI assistance with approval gates</w:t>
-      </w:r>
-    </w:p>
-    <w:p/>
-    <w:p>
-      <w:pPr>
-        <w:pStyle w:val="Heading2"/>
-      </w:pPr>
-      <w:r>
-        <w:t>Who it is for</w:t>
-      </w:r>
-    </w:p>
-    <w:p/>
-    <w:p>
-      <w:r>
-        <w:rPr>
-          <w:b w:val="0"/>
-          <w:i w:val="0"/>
-        </w:rPr>
-        <w:t>HexHawk is for malware analysts, reverse engineers, incident responders, SOC engineers, security researchers, internal testers, and technical evaluators who want an evidence-first local analysis environment.</w:t>
-      </w:r>
-    </w:p>
-    <w:p/>
-    <w:p>
-      <w:pPr>
-        <w:pStyle w:val="Heading2"/>
-      </w:pPr>
-      <w:r>
-        <w:t>What problems it solves</w:t>
-      </w:r>
-    </w:p>
-    <w:p/>
-    <w:p>
-      <w:r>
-        <w:rPr>
-          <w:b w:val="0"/>
-          <w:i w:val="0"/>
-        </w:rPr>
-        <w:t>HexHawk reduces tool switching. Instead of using one tool for strings, another for disassembly, another for notes, another for reports, and another for evidence packaging, HexHawk gives a single analyst cockpit.</w:t>
-      </w:r>
-    </w:p>
-    <w:p/>
-    <w:p>
-      <w:pPr>
-        <w:pStyle w:val="Heading2"/>
-      </w:pPr>
-      <w:r>
-        <w:t>What it does not promise</w:t>
-      </w:r>
-    </w:p>
-    <w:p/>
-    <w:p>
-      <w:r>
-        <w:rPr>
-          <w:b w:val="0"/>
-          <w:i w:val="0"/>
-        </w:rPr>
-        <w:t>HexHawk does not claim to:</w:t>
-      </w:r>
-    </w:p>
-    <w:p/>
-    <w:p>
-      <w:pPr>
-        <w:pStyle w:val="ListBullet"/>
-      </w:pPr>
-      <w:r>
-        <w:rPr>
-          <w:b w:val="0"/>
-          <w:i w:val="0"/>
-        </w:rPr>
-        <w:t>detonate malware in a sandbox as a default workflow</w:t>
-      </w:r>
-    </w:p>
-    <w:p>
-      <w:pPr>
-        <w:pStyle w:val="ListBullet"/>
-      </w:pPr>
-      <w:r>
-        <w:rPr>
-          <w:b w:val="0"/>
-          <w:i w:val="0"/>
-        </w:rPr>
-        <w:t>bypass protections</w:t>
-      </w:r>
-    </w:p>
-    <w:p>
-      <w:pPr>
-        <w:pStyle w:val="ListBullet"/>
-      </w:pPr>
-      <w:r>
-        <w:rPr>
-          <w:b w:val="0"/>
-          <w:i w:val="0"/>
-        </w:rPr>
-        <w:t>provide a universal exploit result</w:t>
-      </w:r>
-    </w:p>
-    <w:p>
-      <w:pPr>
-        <w:pStyle w:val="ListBullet"/>
-      </w:pPr>
-      <w:r>
-        <w:rPr>
-          <w:b w:val="0"/>
-          <w:i w:val="0"/>
-        </w:rPr>
-        <w:t>let AI decide final security truth</w:t>
-      </w:r>
-    </w:p>
-    <w:p>
-      <w:pPr>
-        <w:pStyle w:val="ListBullet"/>
-      </w:pPr>
-      <w:r>
-        <w:rPr>
-          <w:b w:val="0"/>
-          <w:i w:val="0"/>
-        </w:rPr>
-        <w:t>certify that a file is safe forever</w:t>
-      </w:r>
-    </w:p>
-    <w:p>
-      <w:pPr>
-        <w:pStyle w:val="ListBullet"/>
-      </w:pPr>
-      <w:r>
-        <w:rPr>
-          <w:b w:val="0"/>
-          <w:i w:val="0"/>
-        </w:rPr>
-        <w:t>make public distribution readiness automatic</w:t>
-      </w:r>
-    </w:p>
-    <w:p/>
-    <w:p>
-      <w:pPr>
-        <w:pStyle w:val="Heading2"/>
-      </w:pPr>
-      <w:r>
-        <w:t>Current release posture</w:t>
-      </w:r>
-    </w:p>
-    <w:p/>
-    <w:p>
-      <w:r>
-        <w:rPr>
-          <w:b w:val="0"/>
-          <w:i w:val="0"/>
-        </w:rPr>
-        <w:t>Repository docs describe HexHawk as an internal-tester Windows build candidate. It is still not a broadly trusted public release. Current artifacts are Authenticode-signed with an internal/self-signed chain, so trust validation can still show untrusted-root warnings on external systems.</w:t>
-      </w:r>
-    </w:p>
-    <w:p/>
-    <w:p>
-      <w:r>
-        <w:rPr>
-          <w:b w:val="0"/>
-          <w:i w:val="0"/>
-        </w:rPr>
-        <w:t>Updater path status in current config:</w:t>
-      </w:r>
-    </w:p>
-    <w:p/>
-    <w:p>
-      <w:pPr>
-        <w:pStyle w:val="ListBullet"/>
-      </w:pPr>
-      <w:r>
-        <w:rPr>
-          <w:b w:val="0"/>
-          <w:i w:val="0"/>
-        </w:rPr>
-        <w:t>updater artifacts are enabled (</w:t>
+        <w:t>source_engine: gyre</w:t>
+      </w:r>
+      <w:r>
+        <w:rPr>
+          <w:b w:val="0"/>
+          <w:i w:val="0"/>
+        </w:rPr>
+        <w:t xml:space="preserve">, </w:t>
       </w:r>
       <w:r>
         <w:rPr>
@@ -1389,16 +767,55 @@
           <w:color w:val="1F2937"/>
           <w:sz w:val="18"/>
         </w:rPr>
-        <w:t>createUpdaterArtifacts: true</w:t>
-      </w:r>
-      <w:r>
-        <w:rPr>
-          <w:b w:val="0"/>
-          <w:i w:val="0"/>
-        </w:rPr>
-        <w:t>)</w:t>
-      </w:r>
-    </w:p>
+        <w:t>gyre_is_sole_verdict_source: true</w:t>
+      </w:r>
+      <w:r>
+        <w:rPr>
+          <w:b w:val="0"/>
+          <w:i w:val="0"/>
+        </w:rPr>
+        <w:t>).</w:t>
+      </w:r>
+    </w:p>
+    <w:p/>
+    <w:p>
+      <w:r>
+        <w:rPr>
+          <w:color w:val="94A3B8"/>
+        </w:rPr>
+        <w:t>————————————————————</w:t>
+      </w:r>
+    </w:p>
+    <w:p/>
+    <w:p>
+      <w:pPr>
+        <w:pStyle w:val="Heading2"/>
+      </w:pPr>
+      <w:r>
+        <w:t>Read this first</w:t>
+      </w:r>
+    </w:p>
+    <w:p/>
+    <w:p>
+      <w:r>
+        <w:rPr>
+          <w:b w:val="0"/>
+          <w:i w:val="0"/>
+        </w:rPr>
+        <w:t>HexHawk is powerful, but it is not magic. It helps you inspect binaries, collect evidence, reason about code and behavior, and package reports. It does not turn one click into final security truth.</w:t>
+      </w:r>
+    </w:p>
+    <w:p/>
+    <w:p>
+      <w:r>
+        <w:rPr>
+          <w:b w:val="0"/>
+          <w:i w:val="0"/>
+        </w:rPr>
+        <w:t>Throughout this guide, keep these boundaries in mind:</w:t>
+      </w:r>
+    </w:p>
+    <w:p/>
     <w:p>
       <w:pPr>
         <w:pStyle w:val="ListBullet"/>
@@ -1408,7 +825,7 @@
           <w:b w:val="0"/>
           <w:i w:val="0"/>
         </w:rPr>
-        <w:t>updater pubkey is configured</w:t>
+        <w:t>GYRE is the sole verdict authority. It owns classification and base confidence.</w:t>
       </w:r>
     </w:p>
     <w:p>
@@ -1420,7 +837,7 @@
           <w:b w:val="0"/>
           <w:i w:val="0"/>
         </w:rPr>
-        <w:t>updater endpoint is configured</w:t>
+        <w:t>NEST organizes, converges, validates, and packages evidence. It does not replace GYRE.</w:t>
       </w:r>
     </w:p>
     <w:p>
@@ -1432,25 +849,1691 @@
           <w:b w:val="0"/>
           <w:i w:val="0"/>
         </w:rPr>
-        <w:t>endpoint health/metadata validation still needs to be treated as a per-release gate</w:t>
-      </w:r>
-    </w:p>
-    <w:p/>
-    <w:p>
-      <w:r>
-        <w:rPr>
-          <w:b w:val="0"/>
-          <w:i w:val="0"/>
-        </w:rPr>
-        <w:t>Note: some current docs say packaged native GUI parity passed for an unsigned tester artifact, while README/ROADMAP are more conservative. For this guide, treat packaged GUI parity as something to rerun for every build you intend to trust.</w:t>
-      </w:r>
-    </w:p>
+        <w:t>AETHERFRAME/Forge may add optional bounded uplift, refinement, and lineage metadata. It must not change GYRE classification.</w:t>
+      </w:r>
+    </w:p>
+    <w:p>
+      <w:pPr>
+        <w:pStyle w:val="ListBullet"/>
+      </w:pPr>
+      <w:r>
+        <w:rPr>
+          <w:b w:val="0"/>
+          <w:i w:val="0"/>
+        </w:rPr>
+        <w:t>TALON, STRIKE, and ECHO are evidence and analyst surfaces.</w:t>
+      </w:r>
+    </w:p>
+    <w:p>
+      <w:pPr>
+        <w:pStyle w:val="ListBullet"/>
+      </w:pPr>
+      <w:r>
+        <w:rPr>
+          <w:b w:val="0"/>
+          <w:i w:val="0"/>
+        </w:rPr>
+        <w:t>CREST packages reports.</w:t>
+      </w:r>
+    </w:p>
+    <w:p>
+      <w:pPr>
+        <w:pStyle w:val="ListBullet"/>
+      </w:pPr>
+      <w:r>
+        <w:rPr>
+          <w:b w:val="0"/>
+          <w:i w:val="0"/>
+        </w:rPr>
+        <w:t>NEXUS and AI assistance are advisory/consumer layers, not security truth.</w:t>
+      </w:r>
+    </w:p>
+    <w:p/>
+    <w:p>
+      <w:r>
+        <w:rPr>
+          <w:b w:val="0"/>
+          <w:i w:val="0"/>
+        </w:rPr>
+        <w:t>What this means: HexHawk can help you investigate a suspicious file and explain the evidence trail. It should not be described as an oracle that makes risk disappear.</w:t>
+      </w:r>
+    </w:p>
+    <w:p/>
+    <w:p>
+      <w:r>
+        <w:rPr>
+          <w:b w:val="0"/>
+          <w:i w:val="0"/>
+        </w:rPr>
+        <w:t>What not to assume: a clean-looking result is not a lifetime safety certificate, a suspicious result is not proof of malware, and an AI explanation is not a verdict.</w:t>
+      </w:r>
+    </w:p>
+    <w:p/>
+    <w:p/>
     <w:p/>
     <w:p>
       <w:pPr>
         <w:pStyle w:val="Heading2"/>
       </w:pPr>
       <w:r>
+        <w:t>Product map in plain English</w:t>
+      </w:r>
+    </w:p>
+    <w:p/>
+    <w:tbl>
+      <w:tblPr>
+        <w:tblStyle w:val="TableGrid"/>
+        <w:tblW w:type="auto" w:w="0"/>
+        <w:tblLook w:firstColumn="1" w:firstRow="1" w:lastColumn="0" w:lastRow="0" w:noHBand="0" w:noVBand="1" w:val="04A0"/>
+      </w:tblPr>
+      <w:tblGrid>
+        <w:gridCol w:w="1704"/>
+        <w:gridCol w:w="1704"/>
+        <w:gridCol w:w="1704"/>
+        <w:gridCol w:w="1704"/>
+        <w:gridCol w:w="1704"/>
+        <w:gridCol w:w="1704"/>
+      </w:tblGrid>
+      <w:tr>
+        <w:tc>
+          <w:tcPr>
+            <w:tcW w:type="dxa" w:w="1704"/>
+            <w:shd w:fill="E2E8F0"/>
+          </w:tcPr>
+          <w:p>
+            <w:r>
+              <w:rPr>
+                <w:b/>
+                <w:sz w:val="16"/>
+              </w:rPr>
+              <w:t>Product/module</w:t>
+            </w:r>
+          </w:p>
+        </w:tc>
+        <w:tc>
+          <w:tcPr>
+            <w:tcW w:type="dxa" w:w="1704"/>
+            <w:shd w:fill="E2E8F0"/>
+          </w:tcPr>
+          <w:p>
+            <w:r>
+              <w:rPr>
+                <w:b/>
+                <w:sz w:val="16"/>
+              </w:rPr>
+              <w:t>Plain-English job</w:t>
+            </w:r>
+          </w:p>
+        </w:tc>
+        <w:tc>
+          <w:tcPr>
+            <w:tcW w:type="dxa" w:w="1704"/>
+            <w:shd w:fill="E2E8F0"/>
+          </w:tcPr>
+          <w:p>
+            <w:r>
+              <w:rPr>
+                <w:b/>
+                <w:sz w:val="16"/>
+              </w:rPr>
+              <w:t>Input</w:t>
+            </w:r>
+          </w:p>
+        </w:tc>
+        <w:tc>
+          <w:tcPr>
+            <w:tcW w:type="dxa" w:w="1704"/>
+            <w:shd w:fill="E2E8F0"/>
+          </w:tcPr>
+          <w:p>
+            <w:r>
+              <w:rPr>
+                <w:b/>
+                <w:sz w:val="16"/>
+              </w:rPr>
+              <w:t>Output</w:t>
+            </w:r>
+          </w:p>
+        </w:tc>
+        <w:tc>
+          <w:tcPr>
+            <w:tcW w:type="dxa" w:w="1704"/>
+            <w:shd w:fill="E2E8F0"/>
+          </w:tcPr>
+          <w:p>
+            <w:r>
+              <w:rPr>
+                <w:b/>
+                <w:sz w:val="16"/>
+              </w:rPr>
+              <w:t>Use it when</w:t>
+            </w:r>
+          </w:p>
+        </w:tc>
+        <w:tc>
+          <w:tcPr>
+            <w:tcW w:type="dxa" w:w="1704"/>
+            <w:shd w:fill="E2E8F0"/>
+          </w:tcPr>
+          <w:p>
+            <w:r>
+              <w:rPr>
+                <w:b/>
+                <w:sz w:val="16"/>
+              </w:rPr>
+              <w:t>Do not use it as</w:t>
+            </w:r>
+          </w:p>
+        </w:tc>
+      </w:tr>
+      <w:tr>
+        <w:tc>
+          <w:tcPr>
+            <w:tcW w:type="dxa" w:w="1704"/>
+          </w:tcPr>
+          <w:p>
+            <w:r>
+              <w:rPr>
+                <w:sz w:val="16"/>
+              </w:rPr>
+              <w:t>HexHawk workbench</w:t>
+            </w:r>
+          </w:p>
+        </w:tc>
+        <w:tc>
+          <w:tcPr>
+            <w:tcW w:type="dxa" w:w="1704"/>
+          </w:tcPr>
+          <w:p>
+            <w:r>
+              <w:rPr>
+                <w:sz w:val="16"/>
+              </w:rPr>
+              <w:t>A local desk for inspecting unknown programs and packaging evidence</w:t>
+            </w:r>
+          </w:p>
+        </w:tc>
+        <w:tc>
+          <w:tcPr>
+            <w:tcW w:type="dxa" w:w="1704"/>
+          </w:tcPr>
+          <w:p>
+            <w:r>
+              <w:rPr>
+                <w:sz w:val="16"/>
+              </w:rPr>
+              <w:t>EXE, DLL, SYS, BIN, or supported binary path</w:t>
+            </w:r>
+          </w:p>
+        </w:tc>
+        <w:tc>
+          <w:tcPr>
+            <w:tcW w:type="dxa" w:w="1704"/>
+          </w:tcPr>
+          <w:p>
+            <w:r>
+              <w:rPr>
+                <w:sz w:val="16"/>
+              </w:rPr>
+              <w:t>File facts, code views, function evidence, GYRE verdict, NEST groups, CREST report</w:t>
+            </w:r>
+          </w:p>
+        </w:tc>
+        <w:tc>
+          <w:tcPr>
+            <w:tcW w:type="dxa" w:w="1704"/>
+          </w:tcPr>
+          <w:p>
+            <w:r>
+              <w:rPr>
+                <w:sz w:val="16"/>
+              </w:rPr>
+              <w:t>You need a reviewable reverse-engineering workflow</w:t>
+            </w:r>
+          </w:p>
+        </w:tc>
+        <w:tc>
+          <w:tcPr>
+            <w:tcW w:type="dxa" w:w="1704"/>
+          </w:tcPr>
+          <w:p>
+            <w:r>
+              <w:rPr>
+                <w:sz w:val="16"/>
+              </w:rPr>
+              <w:t>A guarantee that a file is safe</w:t>
+            </w:r>
+          </w:p>
+        </w:tc>
+      </w:tr>
+      <w:tr>
+        <w:tc>
+          <w:tcPr>
+            <w:tcW w:type="dxa" w:w="1704"/>
+          </w:tcPr>
+          <w:p>
+            <w:r>
+              <w:rPr>
+                <w:sz w:val="16"/>
+              </w:rPr>
+              <w:t>GYRE</w:t>
+            </w:r>
+          </w:p>
+        </w:tc>
+        <w:tc>
+          <w:tcPr>
+            <w:tcW w:type="dxa" w:w="1704"/>
+          </w:tcPr>
+          <w:p>
+            <w:r>
+              <w:rPr>
+                <w:sz w:val="16"/>
+              </w:rPr>
+              <w:t>The classification authority</w:t>
+            </w:r>
+          </w:p>
+        </w:tc>
+        <w:tc>
+          <w:tcPr>
+            <w:tcW w:type="dxa" w:w="1704"/>
+          </w:tcPr>
+          <w:p>
+            <w:r>
+              <w:rPr>
+                <w:sz w:val="16"/>
+              </w:rPr>
+              <w:t>Evidence gathered from the file/workflow</w:t>
+            </w:r>
+          </w:p>
+        </w:tc>
+        <w:tc>
+          <w:tcPr>
+            <w:tcW w:type="dxa" w:w="1704"/>
+          </w:tcPr>
+          <w:p>
+            <w:r>
+              <w:rPr>
+                <w:sz w:val="16"/>
+              </w:rPr>
+              <w:t>Verdict and base confidence</w:t>
+            </w:r>
+          </w:p>
+        </w:tc>
+        <w:tc>
+          <w:tcPr>
+            <w:tcW w:type="dxa" w:w="1704"/>
+          </w:tcPr>
+          <w:p>
+            <w:r>
+              <w:rPr>
+                <w:sz w:val="16"/>
+              </w:rPr>
+              <w:t>You need the official HexHawk classification source</w:t>
+            </w:r>
+          </w:p>
+        </w:tc>
+        <w:tc>
+          <w:tcPr>
+            <w:tcW w:type="dxa" w:w="1704"/>
+          </w:tcPr>
+          <w:p>
+            <w:r>
+              <w:rPr>
+                <w:sz w:val="16"/>
+              </w:rPr>
+              <w:t>A substitute for reviewing supporting evidence</w:t>
+            </w:r>
+          </w:p>
+        </w:tc>
+      </w:tr>
+      <w:tr>
+        <w:tc>
+          <w:tcPr>
+            <w:tcW w:type="dxa" w:w="1704"/>
+          </w:tcPr>
+          <w:p>
+            <w:r>
+              <w:rPr>
+                <w:sz w:val="16"/>
+              </w:rPr>
+              <w:t>NEST</w:t>
+            </w:r>
+          </w:p>
+        </w:tc>
+        <w:tc>
+          <w:tcPr>
+            <w:tcW w:type="dxa" w:w="1704"/>
+          </w:tcPr>
+          <w:p>
+            <w:r>
+              <w:rPr>
+                <w:sz w:val="16"/>
+              </w:rPr>
+              <w:t>The evidence organizer</w:t>
+            </w:r>
+          </w:p>
+        </w:tc>
+        <w:tc>
+          <w:tcPr>
+            <w:tcW w:type="dxa" w:w="1704"/>
+          </w:tcPr>
+          <w:p>
+            <w:r>
+              <w:rPr>
+                <w:sz w:val="16"/>
+              </w:rPr>
+              <w:t>Hashes, observations, conflicting signals, notes, GYRE-linked results</w:t>
+            </w:r>
+          </w:p>
+        </w:tc>
+        <w:tc>
+          <w:tcPr>
+            <w:tcW w:type="dxa" w:w="1704"/>
+          </w:tcPr>
+          <w:p>
+            <w:r>
+              <w:rPr>
+                <w:sz w:val="16"/>
+              </w:rPr>
+              <w:t>Grouped evidence, convergence notes, bundle/export context</w:t>
+            </w:r>
+          </w:p>
+        </w:tc>
+        <w:tc>
+          <w:tcPr>
+            <w:tcW w:type="dxa" w:w="1704"/>
+          </w:tcPr>
+          <w:p>
+            <w:r>
+              <w:rPr>
+                <w:sz w:val="16"/>
+              </w:rPr>
+              <w:t>Signals are messy or a handoff needs structure</w:t>
+            </w:r>
+          </w:p>
+        </w:tc>
+        <w:tc>
+          <w:tcPr>
+            <w:tcW w:type="dxa" w:w="1704"/>
+          </w:tcPr>
+          <w:p>
+            <w:r>
+              <w:rPr>
+                <w:sz w:val="16"/>
+              </w:rPr>
+              <w:t>A second verdict engine</w:t>
+            </w:r>
+          </w:p>
+        </w:tc>
+      </w:tr>
+      <w:tr>
+        <w:tc>
+          <w:tcPr>
+            <w:tcW w:type="dxa" w:w="1704"/>
+          </w:tcPr>
+          <w:p>
+            <w:r>
+              <w:rPr>
+                <w:sz w:val="16"/>
+              </w:rPr>
+              <w:t>TALON</w:t>
+            </w:r>
+          </w:p>
+        </w:tc>
+        <w:tc>
+          <w:tcPr>
+            <w:tcW w:type="dxa" w:w="1704"/>
+          </w:tcPr>
+          <w:p>
+            <w:r>
+              <w:rPr>
+                <w:sz w:val="16"/>
+              </w:rPr>
+              <w:t>Readable-code helper</w:t>
+            </w:r>
+          </w:p>
+        </w:tc>
+        <w:tc>
+          <w:tcPr>
+            <w:tcW w:type="dxa" w:w="1704"/>
+          </w:tcPr>
+          <w:p>
+            <w:r>
+              <w:rPr>
+                <w:sz w:val="16"/>
+              </w:rPr>
+              <w:t>Disassembly, control flow, imports, function context</w:t>
+            </w:r>
+          </w:p>
+        </w:tc>
+        <w:tc>
+          <w:tcPr>
+            <w:tcW w:type="dxa" w:w="1704"/>
+          </w:tcPr>
+          <w:p>
+            <w:r>
+              <w:rPr>
+                <w:sz w:val="16"/>
+              </w:rPr>
+              <w:t>Pseudocode-style reconstruction with limits</w:t>
+            </w:r>
+          </w:p>
+        </w:tc>
+        <w:tc>
+          <w:tcPr>
+            <w:tcW w:type="dxa" w:w="1704"/>
+          </w:tcPr>
+          <w:p>
+            <w:r>
+              <w:rPr>
+                <w:sz w:val="16"/>
+              </w:rPr>
+              <w:t>Assembly is too slow to read directly</w:t>
+            </w:r>
+          </w:p>
+        </w:tc>
+        <w:tc>
+          <w:tcPr>
+            <w:tcW w:type="dxa" w:w="1704"/>
+          </w:tcPr>
+          <w:p>
+            <w:r>
+              <w:rPr>
+                <w:sz w:val="16"/>
+              </w:rPr>
+              <w:t>Exact original source code</w:t>
+            </w:r>
+          </w:p>
+        </w:tc>
+      </w:tr>
+      <w:tr>
+        <w:tc>
+          <w:tcPr>
+            <w:tcW w:type="dxa" w:w="1704"/>
+          </w:tcPr>
+          <w:p>
+            <w:r>
+              <w:rPr>
+                <w:sz w:val="16"/>
+              </w:rPr>
+              <w:t>STRIKE</w:t>
+            </w:r>
+          </w:p>
+        </w:tc>
+        <w:tc>
+          <w:tcPr>
+            <w:tcW w:type="dxa" w:w="1704"/>
+          </w:tcPr>
+          <w:p>
+            <w:r>
+              <w:rPr>
+                <w:sz w:val="16"/>
+              </w:rPr>
+              <w:t>Runtime-evidence organizer</w:t>
+            </w:r>
+          </w:p>
+        </w:tc>
+        <w:tc>
+          <w:tcPr>
+            <w:tcW w:type="dxa" w:w="1704"/>
+          </w:tcPr>
+          <w:p>
+            <w:r>
+              <w:rPr>
+                <w:sz w:val="16"/>
+              </w:rPr>
+              <w:t>Approved trace/debugger observations</w:t>
+            </w:r>
+          </w:p>
+        </w:tc>
+        <w:tc>
+          <w:tcPr>
+            <w:tcW w:type="dxa" w:w="1704"/>
+          </w:tcPr>
+          <w:p>
+            <w:r>
+              <w:rPr>
+                <w:sz w:val="16"/>
+              </w:rPr>
+              <w:t>Timelines, behavioral notes, runtime evidence links</w:t>
+            </w:r>
+          </w:p>
+        </w:tc>
+        <w:tc>
+          <w:tcPr>
+            <w:tcW w:type="dxa" w:w="1704"/>
+          </w:tcPr>
+          <w:p>
+            <w:r>
+              <w:rPr>
+                <w:sz w:val="16"/>
+              </w:rPr>
+              <w:t>You already have controlled runtime observations</w:t>
+            </w:r>
+          </w:p>
+        </w:tc>
+        <w:tc>
+          <w:tcPr>
+            <w:tcW w:type="dxa" w:w="1704"/>
+          </w:tcPr>
+          <w:p>
+            <w:r>
+              <w:rPr>
+                <w:sz w:val="16"/>
+              </w:rPr>
+              <w:t>A cloud sandbox or automatic detonation promise</w:t>
+            </w:r>
+          </w:p>
+        </w:tc>
+      </w:tr>
+      <w:tr>
+        <w:tc>
+          <w:tcPr>
+            <w:tcW w:type="dxa" w:w="1704"/>
+          </w:tcPr>
+          <w:p>
+            <w:r>
+              <w:rPr>
+                <w:sz w:val="16"/>
+              </w:rPr>
+              <w:t>ECHO</w:t>
+            </w:r>
+          </w:p>
+        </w:tc>
+        <w:tc>
+          <w:tcPr>
+            <w:tcW w:type="dxa" w:w="1704"/>
+          </w:tcPr>
+          <w:p>
+            <w:r>
+              <w:rPr>
+                <w:sz w:val="16"/>
+              </w:rPr>
+              <w:t>Signature/correlation helper</w:t>
+            </w:r>
+          </w:p>
+        </w:tc>
+        <w:tc>
+          <w:tcPr>
+            <w:tcW w:type="dxa" w:w="1704"/>
+          </w:tcPr>
+          <w:p>
+            <w:r>
+              <w:rPr>
+                <w:sz w:val="16"/>
+              </w:rPr>
+              <w:t>Code/data patterns or known indicators</w:t>
+            </w:r>
+          </w:p>
+        </w:tc>
+        <w:tc>
+          <w:tcPr>
+            <w:tcW w:type="dxa" w:w="1704"/>
+          </w:tcPr>
+          <w:p>
+            <w:r>
+              <w:rPr>
+                <w:sz w:val="16"/>
+              </w:rPr>
+              <w:t>Exact/fuzzy matches to review</w:t>
+            </w:r>
+          </w:p>
+        </w:tc>
+        <w:tc>
+          <w:tcPr>
+            <w:tcW w:type="dxa" w:w="1704"/>
+          </w:tcPr>
+          <w:p>
+            <w:r>
+              <w:rPr>
+                <w:sz w:val="16"/>
+              </w:rPr>
+              <w:t>A match may explain a familiar library or malware-family clue</w:t>
+            </w:r>
+          </w:p>
+        </w:tc>
+        <w:tc>
+          <w:tcPr>
+            <w:tcW w:type="dxa" w:w="1704"/>
+          </w:tcPr>
+          <w:p>
+            <w:r>
+              <w:rPr>
+                <w:sz w:val="16"/>
+              </w:rPr>
+              <w:t>Final malware proof by itself</w:t>
+            </w:r>
+          </w:p>
+        </w:tc>
+      </w:tr>
+      <w:tr>
+        <w:tc>
+          <w:tcPr>
+            <w:tcW w:type="dxa" w:w="1704"/>
+          </w:tcPr>
+          <w:p>
+            <w:r>
+              <w:rPr>
+                <w:sz w:val="16"/>
+              </w:rPr>
+              <w:t>AETHERFRAME/Forge</w:t>
+            </w:r>
+          </w:p>
+        </w:tc>
+        <w:tc>
+          <w:tcPr>
+            <w:tcW w:type="dxa" w:w="1704"/>
+          </w:tcPr>
+          <w:p>
+            <w:r>
+              <w:rPr>
+                <w:sz w:val="16"/>
+              </w:rPr>
+              <w:t>Bounded improvement and lineage layer</w:t>
+            </w:r>
+          </w:p>
+        </w:tc>
+        <w:tc>
+          <w:tcPr>
+            <w:tcW w:type="dxa" w:w="1704"/>
+          </w:tcPr>
+          <w:p>
+            <w:r>
+              <w:rPr>
+                <w:sz w:val="16"/>
+              </w:rPr>
+              <w:t>Draft reports, confidence context, review budgets/policies</w:t>
+            </w:r>
+          </w:p>
+        </w:tc>
+        <w:tc>
+          <w:tcPr>
+            <w:tcW w:type="dxa" w:w="1704"/>
+          </w:tcPr>
+          <w:p>
+            <w:r>
+              <w:rPr>
+                <w:sz w:val="16"/>
+              </w:rPr>
+              <w:t>Suggested refinements, lineage metadata, proof-limit notes</w:t>
+            </w:r>
+          </w:p>
+        </w:tc>
+        <w:tc>
+          <w:tcPr>
+            <w:tcW w:type="dxa" w:w="1704"/>
+          </w:tcPr>
+          <w:p>
+            <w:r>
+              <w:rPr>
+                <w:sz w:val="16"/>
+              </w:rPr>
+              <w:t>You want safer wording, clearer evidence, or bounded confidence uplift</w:t>
+            </w:r>
+          </w:p>
+        </w:tc>
+        <w:tc>
+          <w:tcPr>
+            <w:tcW w:type="dxa" w:w="1704"/>
+          </w:tcPr>
+          <w:p>
+            <w:r>
+              <w:rPr>
+                <w:sz w:val="16"/>
+              </w:rPr>
+              <w:t>Verdict authority or unrestricted AI mutation</w:t>
+            </w:r>
+          </w:p>
+        </w:tc>
+      </w:tr>
+      <w:tr>
+        <w:tc>
+          <w:tcPr>
+            <w:tcW w:type="dxa" w:w="1704"/>
+          </w:tcPr>
+          <w:p>
+            <w:r>
+              <w:rPr>
+                <w:sz w:val="16"/>
+              </w:rPr>
+              <w:t>NEXUS</w:t>
+            </w:r>
+          </w:p>
+        </w:tc>
+        <w:tc>
+          <w:tcPr>
+            <w:tcW w:type="dxa" w:w="1704"/>
+          </w:tcPr>
+          <w:p>
+            <w:r>
+              <w:rPr>
+                <w:sz w:val="16"/>
+              </w:rPr>
+              <w:t>Analyst assistant layer</w:t>
+            </w:r>
+          </w:p>
+        </w:tc>
+        <w:tc>
+          <w:tcPr>
+            <w:tcW w:type="dxa" w:w="1704"/>
+          </w:tcPr>
+          <w:p>
+            <w:r>
+              <w:rPr>
+                <w:sz w:val="16"/>
+              </w:rPr>
+              <w:t>User questions, selected evidence, workflow context</w:t>
+            </w:r>
+          </w:p>
+        </w:tc>
+        <w:tc>
+          <w:tcPr>
+            <w:tcW w:type="dxa" w:w="1704"/>
+          </w:tcPr>
+          <w:p>
+            <w:r>
+              <w:rPr>
+                <w:sz w:val="16"/>
+              </w:rPr>
+              <w:t>Plain-English help, navigation, draft notes</w:t>
+            </w:r>
+          </w:p>
+        </w:tc>
+        <w:tc>
+          <w:tcPr>
+            <w:tcW w:type="dxa" w:w="1704"/>
+          </w:tcPr>
+          <w:p>
+            <w:r>
+              <w:rPr>
+                <w:sz w:val="16"/>
+              </w:rPr>
+              <w:t>You want help understanding or writing about evidence</w:t>
+            </w:r>
+          </w:p>
+        </w:tc>
+        <w:tc>
+          <w:tcPr>
+            <w:tcW w:type="dxa" w:w="1704"/>
+          </w:tcPr>
+          <w:p>
+            <w:r>
+              <w:rPr>
+                <w:sz w:val="16"/>
+              </w:rPr>
+              <w:t>Unreviewed security truth</w:t>
+            </w:r>
+          </w:p>
+        </w:tc>
+      </w:tr>
+      <w:tr>
+        <w:tc>
+          <w:tcPr>
+            <w:tcW w:type="dxa" w:w="1704"/>
+          </w:tcPr>
+          <w:p>
+            <w:r>
+              <w:rPr>
+                <w:sz w:val="16"/>
+              </w:rPr>
+              <w:t>CREST</w:t>
+            </w:r>
+          </w:p>
+        </w:tc>
+        <w:tc>
+          <w:tcPr>
+            <w:tcW w:type="dxa" w:w="1704"/>
+          </w:tcPr>
+          <w:p>
+            <w:r>
+              <w:rPr>
+                <w:sz w:val="16"/>
+              </w:rPr>
+              <w:t>Report packager</w:t>
+            </w:r>
+          </w:p>
+        </w:tc>
+        <w:tc>
+          <w:tcPr>
+            <w:tcW w:type="dxa" w:w="1704"/>
+          </w:tcPr>
+          <w:p>
+            <w:r>
+              <w:rPr>
+                <w:sz w:val="16"/>
+              </w:rPr>
+              <w:t>File facts, GYRE result, NEST evidence, notes, labelled helper output</w:t>
+            </w:r>
+          </w:p>
+        </w:tc>
+        <w:tc>
+          <w:tcPr>
+            <w:tcW w:type="dxa" w:w="1704"/>
+          </w:tcPr>
+          <w:p>
+            <w:r>
+              <w:rPr>
+                <w:sz w:val="16"/>
+              </w:rPr>
+              <w:t>Handoff report/export package</w:t>
+            </w:r>
+          </w:p>
+        </w:tc>
+        <w:tc>
+          <w:tcPr>
+            <w:tcW w:type="dxa" w:w="1704"/>
+          </w:tcPr>
+          <w:p>
+            <w:r>
+              <w:rPr>
+                <w:sz w:val="16"/>
+              </w:rPr>
+              <w:t>Another person needs to review or repeat your work</w:t>
+            </w:r>
+          </w:p>
+        </w:tc>
+        <w:tc>
+          <w:tcPr>
+            <w:tcW w:type="dxa" w:w="1704"/>
+          </w:tcPr>
+          <w:p>
+            <w:r>
+              <w:rPr>
+                <w:sz w:val="16"/>
+              </w:rPr>
+              <w:t>Independent proof disconnected from source evidence</w:t>
+            </w:r>
+          </w:p>
+        </w:tc>
+      </w:tr>
+    </w:tbl>
+    <w:p/>
+    <w:p/>
+    <w:p>
+      <w:r>
+        <w:rPr>
+          <w:b w:val="0"/>
+          <w:i w:val="0"/>
+        </w:rPr>
+        <w:t>Buyer summary: HexHawk is strongest when the deliverable is not just “I looked at a binary,” but “here is the file identity, the evidence path, the labelled helper output, the verdict authority, and the remaining uncertainty.”</w:t>
+      </w:r>
+    </w:p>
+    <w:p/>
+    <w:p>
+      <w:pPr>
+        <w:pStyle w:val="Heading2"/>
+      </w:pPr>
+      <w:r>
+        <w:t>About the screenshots</w:t>
+      </w:r>
+    </w:p>
+    <w:p/>
+    <w:p>
+      <w:r>
+        <w:rPr>
+          <w:b w:val="0"/>
+          <w:i w:val="0"/>
+        </w:rPr>
+        <w:t>The images in this guide are visual aids for beginners. This revision replaces the two previous TODO placeholders with source-backed evidence cards. UI labels can vary slightly by version, tier, and build mode.</w:t>
+      </w:r>
+    </w:p>
+    <w:p/>
+    <w:p>
+      <w:r>
+        <w:rPr>
+          <w:b w:val="0"/>
+          <w:i w:val="0"/>
+        </w:rPr>
+        <w:t>Screenshot types used in this guide:</w:t>
+      </w:r>
+    </w:p>
+    <w:p/>
+    <w:p>
+      <w:pPr>
+        <w:pStyle w:val="ListBullet"/>
+      </w:pPr>
+      <w:r>
+        <w:rPr>
+          <w:b w:val="0"/>
+          <w:i w:val="0"/>
+        </w:rPr>
+        <w:t>Browser/dev-mode UI captures for workflow orientation.</w:t>
+      </w:r>
+    </w:p>
+    <w:p>
+      <w:pPr>
+        <w:pStyle w:val="ListBullet"/>
+      </w:pPr>
+      <w:r>
+        <w:rPr>
+          <w:b w:val="0"/>
+          <w:i w:val="0"/>
+        </w:rPr>
+        <w:t>Rendered evidence cards generated from real command output or exported authority fields.</w:t>
+      </w:r>
+    </w:p>
+    <w:p/>
+    <w:p>
+      <w:r>
+        <w:rPr>
+          <w:b w:val="0"/>
+          <w:i w:val="0"/>
+        </w:rPr>
+        <w:t xml:space="preserve">A screenshot is not verdict provenance. For audit or high-assurance work, rely on exported authority metadata such as </w:t>
+      </w:r>
+      <w:r>
+        <w:rPr>
+          <w:rFonts w:ascii="Consolas" w:hAnsi="Consolas"/>
+          <w:color w:val="1F2937"/>
+          <w:sz w:val="18"/>
+        </w:rPr>
+        <w:t>source_engine: gyre</w:t>
+      </w:r>
+      <w:r>
+        <w:rPr>
+          <w:b w:val="0"/>
+          <w:i w:val="0"/>
+        </w:rPr>
+        <w:t xml:space="preserve">, </w:t>
+      </w:r>
+      <w:r>
+        <w:rPr>
+          <w:rFonts w:ascii="Consolas" w:hAnsi="Consolas"/>
+          <w:color w:val="1F2937"/>
+          <w:sz w:val="18"/>
+        </w:rPr>
+        <w:t>gyre_is_sole_verdict_source: true</w:t>
+      </w:r>
+      <w:r>
+        <w:rPr>
+          <w:b w:val="0"/>
+          <w:i w:val="0"/>
+        </w:rPr>
+        <w:t>, final GYRE verdict snapshots, NEST bundle status, and any explicit AETHERFRAME/Forge disclosure.</w:t>
+      </w:r>
+    </w:p>
+    <w:p/>
+    <w:p>
+      <w:pPr>
+        <w:pStyle w:val="Heading2"/>
+      </w:pPr>
+      <w:r>
+        <w:t>Table of contents</w:t>
+      </w:r>
+    </w:p>
+    <w:p/>
+    <w:p>
+      <w:pPr>
+        <w:pStyle w:val="ListNumber"/>
+      </w:pPr>
+      <w:r>
+        <w:rPr>
+          <w:b w:val="0"/>
+          <w:i w:val="0"/>
+        </w:rPr>
+        <w:t>Welcome to HexHawk</w:t>
+      </w:r>
+    </w:p>
+    <w:p>
+      <w:pPr>
+        <w:pStyle w:val="ListNumber"/>
+      </w:pPr>
+      <w:r>
+        <w:rPr>
+          <w:b w:val="0"/>
+          <w:i w:val="0"/>
+        </w:rPr>
+        <w:t>Installing, Building, and Launching</w:t>
+      </w:r>
+    </w:p>
+    <w:p>
+      <w:pPr>
+        <w:pStyle w:val="ListNumber"/>
+      </w:pPr>
+      <w:r>
+        <w:rPr>
+          <w:b w:val="0"/>
+          <w:i w:val="0"/>
+        </w:rPr>
+        <w:t>The Beginner's First Analysis</w:t>
+      </w:r>
+    </w:p>
+    <w:p>
+      <w:pPr>
+        <w:pStyle w:val="ListNumber"/>
+      </w:pPr>
+      <w:r>
+        <w:rPr>
+          <w:b w:val="0"/>
+          <w:i w:val="0"/>
+        </w:rPr>
+        <w:t>Understanding HexHawk Evidence</w:t>
+      </w:r>
+    </w:p>
+    <w:p>
+      <w:pPr>
+        <w:pStyle w:val="ListNumber"/>
+      </w:pPr>
+      <w:r>
+        <w:rPr>
+          <w:b w:val="0"/>
+          <w:i w:val="0"/>
+        </w:rPr>
+        <w:t>GYRE Verdicts for Dummies</w:t>
+      </w:r>
+    </w:p>
+    <w:p>
+      <w:pPr>
+        <w:pStyle w:val="ListNumber"/>
+      </w:pPr>
+      <w:r>
+        <w:rPr>
+          <w:b w:val="0"/>
+          <w:i w:val="0"/>
+        </w:rPr>
+        <w:t>NEST Evidence Convergence for Dummies</w:t>
+      </w:r>
+    </w:p>
+    <w:p>
+      <w:pPr>
+        <w:pStyle w:val="ListNumber"/>
+      </w:pPr>
+      <w:r>
+        <w:rPr>
+          <w:b w:val="0"/>
+          <w:i w:val="0"/>
+        </w:rPr>
+        <w:t>AETHERFRAME/Forge for Dummies</w:t>
+      </w:r>
+    </w:p>
+    <w:p>
+      <w:pPr>
+        <w:pStyle w:val="ListNumber"/>
+      </w:pPr>
+      <w:r>
+        <w:rPr>
+          <w:b w:val="0"/>
+          <w:i w:val="0"/>
+        </w:rPr>
+        <w:t>Reports and CREST</w:t>
+      </w:r>
+    </w:p>
+    <w:p>
+      <w:pPr>
+        <w:pStyle w:val="ListNumber"/>
+      </w:pPr>
+      <w:r>
+        <w:rPr>
+          <w:b w:val="0"/>
+          <w:i w:val="0"/>
+        </w:rPr>
+        <w:t>CLI Workflows</w:t>
+      </w:r>
+    </w:p>
+    <w:p>
+      <w:pPr>
+        <w:pStyle w:val="ListNumber"/>
+      </w:pPr>
+      <w:r>
+        <w:rPr>
+          <w:b w:val="0"/>
+          <w:i w:val="0"/>
+        </w:rPr>
+        <w:t>GUI Workflows</w:t>
+      </w:r>
+    </w:p>
+    <w:p>
+      <w:pPr>
+        <w:pStyle w:val="ListNumber"/>
+      </w:pPr>
+      <w:r>
+        <w:rPr>
+          <w:b w:val="0"/>
+          <w:i w:val="0"/>
+        </w:rPr>
+        <w:t>Configuration</w:t>
+      </w:r>
+    </w:p>
+    <w:p>
+      <w:pPr>
+        <w:pStyle w:val="ListNumber"/>
+      </w:pPr>
+      <w:r>
+        <w:rPr>
+          <w:b w:val="0"/>
+          <w:i w:val="0"/>
+        </w:rPr>
+        <w:t>Plugins and Extensions</w:t>
+      </w:r>
+    </w:p>
+    <w:p>
+      <w:pPr>
+        <w:pStyle w:val="ListNumber"/>
+      </w:pPr>
+      <w:r>
+        <w:rPr>
+          <w:b w:val="0"/>
+          <w:i w:val="0"/>
+        </w:rPr>
+        <w:t>Reverse Engineering Recipes</w:t>
+      </w:r>
+    </w:p>
+    <w:p>
+      <w:pPr>
+        <w:pStyle w:val="ListNumber"/>
+      </w:pPr>
+      <w:r>
+        <w:rPr>
+          <w:b w:val="0"/>
+          <w:i w:val="0"/>
+        </w:rPr>
+        <w:t>Recompiling and Development Workflows</w:t>
+      </w:r>
+    </w:p>
+    <w:p>
+      <w:pPr>
+        <w:pStyle w:val="ListNumber"/>
+      </w:pPr>
+      <w:r>
+        <w:rPr>
+          <w:b w:val="0"/>
+          <w:i w:val="0"/>
+        </w:rPr>
+        <w:t>High-Assurance Operation</w:t>
+      </w:r>
+    </w:p>
+    <w:p>
+      <w:pPr>
+        <w:pStyle w:val="ListNumber"/>
+      </w:pPr>
+      <w:r>
+        <w:rPr>
+          <w:b w:val="0"/>
+          <w:i w:val="0"/>
+        </w:rPr>
+        <w:t>Troubleshooting</w:t>
+      </w:r>
+    </w:p>
+    <w:p>
+      <w:pPr>
+        <w:pStyle w:val="ListNumber"/>
+      </w:pPr>
+      <w:r>
+        <w:rPr>
+          <w:b w:val="0"/>
+          <w:i w:val="0"/>
+        </w:rPr>
+        <w:t>Job Cookbook</w:t>
+      </w:r>
+    </w:p>
+    <w:p>
+      <w:pPr>
+        <w:pStyle w:val="ListNumber"/>
+      </w:pPr>
+      <w:r>
+        <w:rPr>
+          <w:b w:val="0"/>
+          <w:i w:val="0"/>
+        </w:rPr>
+        <w:t>Glossary</w:t>
+      </w:r>
+    </w:p>
+    <w:p>
+      <w:pPr>
+        <w:pStyle w:val="ListNumber"/>
+      </w:pPr>
+      <w:r>
+        <w:rPr>
+          <w:b w:val="0"/>
+          <w:i w:val="0"/>
+        </w:rPr>
+        <w:t>Capability Matrix</w:t>
+      </w:r>
+    </w:p>
+    <w:p>
+      <w:pPr>
+        <w:pStyle w:val="ListNumber"/>
+      </w:pPr>
+      <w:r>
+        <w:rPr>
+          <w:b w:val="0"/>
+          <w:i w:val="0"/>
+        </w:rPr>
+        <w:t>Appendix</w:t>
+      </w:r>
+    </w:p>
+    <w:p/>
+    <w:p>
+      <w:r>
+        <w:rPr>
+          <w:color w:val="94A3B8"/>
+        </w:rPr>
+        <w:t>————————————————————</w:t>
+      </w:r>
+    </w:p>
+    <w:p/>
+    <w:p>
+      <w:pPr>
+        <w:pStyle w:val="Heading1"/>
+      </w:pPr>
+      <w:r>
+        <w:t>Part 1: Welcome to HexHawk</w:t>
+      </w:r>
+    </w:p>
+    <w:p/>
+    <w:p>
+      <w:pPr>
+        <w:pStyle w:val="Heading2"/>
+      </w:pPr>
+      <w:r>
+        <w:t>What HexHawk is</w:t>
+      </w:r>
+    </w:p>
+    <w:p/>
+    <w:p>
+      <w:r>
+        <w:rPr>
+          <w:b w:val="0"/>
+          <w:i w:val="0"/>
+        </w:rPr>
+        <w:t>HexHawk is a native desktop reverse-engineering and binary-intelligence workbench built with Rust, Tauri, React, and TypeScript. In consumer terms: it is a local app for opening an unknown program, seeing the facts and code evidence, keeping helper/AI output labelled, and exporting a report another person can review. It brings common analyst tasks into one local workflow:</w:t>
+      </w:r>
+    </w:p>
+    <w:p/>
+    <w:p>
+      <w:pPr>
+        <w:pStyle w:val="ListBullet"/>
+      </w:pPr>
+      <w:r>
+        <w:rPr>
+          <w:b w:val="0"/>
+          <w:i w:val="0"/>
+        </w:rPr>
+        <w:t>open a local file</w:t>
+      </w:r>
+    </w:p>
+    <w:p>
+      <w:pPr>
+        <w:pStyle w:val="ListBullet"/>
+      </w:pPr>
+      <w:r>
+        <w:rPr>
+          <w:b w:val="0"/>
+          <w:i w:val="0"/>
+        </w:rPr>
+        <w:t>inspect metadata, hashes, sections, imports, and exports</w:t>
+      </w:r>
+    </w:p>
+    <w:p>
+      <w:pPr>
+        <w:pStyle w:val="ListBullet"/>
+      </w:pPr>
+      <w:r>
+        <w:rPr>
+          <w:b w:val="0"/>
+          <w:i w:val="0"/>
+        </w:rPr>
+        <w:t>read hex bytes and strings</w:t>
+      </w:r>
+    </w:p>
+    <w:p>
+      <w:pPr>
+        <w:pStyle w:val="ListBullet"/>
+      </w:pPr>
+      <w:r>
+        <w:rPr>
+          <w:b w:val="0"/>
+          <w:i w:val="0"/>
+        </w:rPr>
+        <w:t>disassemble ranges</w:t>
+      </w:r>
+    </w:p>
+    <w:p>
+      <w:pPr>
+        <w:pStyle w:val="ListBullet"/>
+      </w:pPr>
+      <w:r>
+        <w:rPr>
+          <w:b w:val="0"/>
+          <w:i w:val="0"/>
+        </w:rPr>
+        <w:t>build control-flow graphs</w:t>
+      </w:r>
+    </w:p>
+    <w:p>
+      <w:pPr>
+        <w:pStyle w:val="ListBullet"/>
+      </w:pPr>
+      <w:r>
+        <w:rPr>
+          <w:b w:val="0"/>
+          <w:i w:val="0"/>
+        </w:rPr>
+        <w:t>run plugins</w:t>
+      </w:r>
+    </w:p>
+    <w:p>
+      <w:pPr>
+        <w:pStyle w:val="ListBullet"/>
+      </w:pPr>
+      <w:r>
+        <w:rPr>
+          <w:b w:val="0"/>
+          <w:i w:val="0"/>
+        </w:rPr>
+        <w:t>view decompiler/TALON surfaces</w:t>
+      </w:r>
+    </w:p>
+    <w:p>
+      <w:pPr>
+        <w:pStyle w:val="ListBullet"/>
+      </w:pPr>
+      <w:r>
+        <w:rPr>
+          <w:b w:val="0"/>
+          <w:i w:val="0"/>
+        </w:rPr>
+        <w:t>use debugger/STRIKE surfaces where appropriate</w:t>
+      </w:r>
+    </w:p>
+    <w:p>
+      <w:pPr>
+        <w:pStyle w:val="ListBullet"/>
+      </w:pPr>
+      <w:r>
+        <w:rPr>
+          <w:b w:val="0"/>
+          <w:i w:val="0"/>
+        </w:rPr>
+        <w:t>inspect signatures/ECHO correlations</w:t>
+      </w:r>
+    </w:p>
+    <w:p>
+      <w:pPr>
+        <w:pStyle w:val="ListBullet"/>
+      </w:pPr>
+      <w:r>
+        <w:rPr>
+          <w:b w:val="0"/>
+          <w:i w:val="0"/>
+        </w:rPr>
+        <w:t>create NEST sessions and evidence bundles</w:t>
+      </w:r>
+    </w:p>
+    <w:p>
+      <w:pPr>
+        <w:pStyle w:val="ListBullet"/>
+      </w:pPr>
+      <w:r>
+        <w:rPr>
+          <w:b w:val="0"/>
+          <w:i w:val="0"/>
+        </w:rPr>
+        <w:t>package CREST-style reports</w:t>
+      </w:r>
+    </w:p>
+    <w:p>
+      <w:pPr>
+        <w:pStyle w:val="ListBullet"/>
+      </w:pPr>
+      <w:r>
+        <w:rPr>
+          <w:b w:val="0"/>
+          <w:i w:val="0"/>
+        </w:rPr>
+        <w:t>use optional BYOK AI assistance with approval gates</w:t>
+      </w:r>
+    </w:p>
+    <w:p/>
+    <w:p>
+      <w:pPr>
+        <w:pStyle w:val="Heading2"/>
+      </w:pPr>
+      <w:r>
+        <w:t>Who it is for</w:t>
+      </w:r>
+    </w:p>
+    <w:p/>
+    <w:p>
+      <w:r>
+        <w:rPr>
+          <w:b w:val="0"/>
+          <w:i w:val="0"/>
+        </w:rPr>
+        <w:t>HexHawk is for malware analysts, reverse engineers, incident responders, SOC engineers, security researchers, internal testers, and technical evaluators who want an evidence-first local analysis environment.</w:t>
+      </w:r>
+    </w:p>
+    <w:p/>
+    <w:p>
+      <w:pPr>
+        <w:pStyle w:val="Heading2"/>
+      </w:pPr>
+      <w:r>
+        <w:t>What problems it solves</w:t>
+      </w:r>
+    </w:p>
+    <w:p/>
+    <w:p>
+      <w:r>
+        <w:rPr>
+          <w:b w:val="0"/>
+          <w:i w:val="0"/>
+        </w:rPr>
+        <w:t>HexHawk reduces tool switching and makes the analysis handoff easier to trust. Instead of using one tool for strings, another for disassembly, another for notes, another for reports, and another for evidence packaging, HexHawk gives a single analyst cockpit.</w:t>
+      </w:r>
+    </w:p>
+    <w:p/>
+    <w:p>
+      <w:pPr>
+        <w:pStyle w:val="Heading2"/>
+      </w:pPr>
+      <w:r>
+        <w:t>What it does not promise</w:t>
+      </w:r>
+    </w:p>
+    <w:p/>
+    <w:p>
+      <w:r>
+        <w:rPr>
+          <w:b w:val="0"/>
+          <w:i w:val="0"/>
+        </w:rPr>
+        <w:t>HexHawk does not claim to:</w:t>
+      </w:r>
+    </w:p>
+    <w:p/>
+    <w:p>
+      <w:pPr>
+        <w:pStyle w:val="ListBullet"/>
+      </w:pPr>
+      <w:r>
+        <w:rPr>
+          <w:b w:val="0"/>
+          <w:i w:val="0"/>
+        </w:rPr>
+        <w:t>detonate malware in a sandbox as a default workflow</w:t>
+      </w:r>
+    </w:p>
+    <w:p>
+      <w:pPr>
+        <w:pStyle w:val="ListBullet"/>
+      </w:pPr>
+      <w:r>
+        <w:rPr>
+          <w:b w:val="0"/>
+          <w:i w:val="0"/>
+        </w:rPr>
+        <w:t>bypass protections</w:t>
+      </w:r>
+    </w:p>
+    <w:p>
+      <w:pPr>
+        <w:pStyle w:val="ListBullet"/>
+      </w:pPr>
+      <w:r>
+        <w:rPr>
+          <w:b w:val="0"/>
+          <w:i w:val="0"/>
+        </w:rPr>
+        <w:t>provide a universal exploit result</w:t>
+      </w:r>
+    </w:p>
+    <w:p>
+      <w:pPr>
+        <w:pStyle w:val="ListBullet"/>
+      </w:pPr>
+      <w:r>
+        <w:rPr>
+          <w:b w:val="0"/>
+          <w:i w:val="0"/>
+        </w:rPr>
+        <w:t>let AI decide final security truth</w:t>
+      </w:r>
+    </w:p>
+    <w:p>
+      <w:pPr>
+        <w:pStyle w:val="ListBullet"/>
+      </w:pPr>
+      <w:r>
+        <w:rPr>
+          <w:b w:val="0"/>
+          <w:i w:val="0"/>
+        </w:rPr>
+        <w:t>certify that a file is safe forever</w:t>
+      </w:r>
+    </w:p>
+    <w:p>
+      <w:pPr>
+        <w:pStyle w:val="ListBullet"/>
+      </w:pPr>
+      <w:r>
+        <w:rPr>
+          <w:b w:val="0"/>
+          <w:i w:val="0"/>
+        </w:rPr>
+        <w:t>make public distribution readiness automatic</w:t>
+      </w:r>
+    </w:p>
+    <w:p/>
+    <w:p>
+      <w:pPr>
+        <w:pStyle w:val="Heading2"/>
+      </w:pPr>
+      <w:r>
+        <w:t>Current release posture</w:t>
+      </w:r>
+    </w:p>
+    <w:p/>
+    <w:p>
+      <w:r>
+        <w:rPr>
+          <w:b w:val="0"/>
+          <w:i w:val="0"/>
+        </w:rPr>
+        <w:t xml:space="preserve">At milestone commit </w:t>
+      </w:r>
+      <w:r>
+        <w:rPr>
+          <w:rFonts w:ascii="Consolas" w:hAnsi="Consolas"/>
+          <w:color w:val="1F2937"/>
+          <w:sz w:val="18"/>
+        </w:rPr>
+        <w:t>ebbd068bd8d30f68bedc2940ed9b0c5bfc80b586</w:t>
+      </w:r>
+      <w:r>
+        <w:rPr>
+          <w:b w:val="0"/>
+          <w:i w:val="0"/>
+        </w:rPr>
+        <w:t xml:space="preserve">, source validation passed 124 Rust backend tests, 29 </w:t>
+      </w:r>
+      <w:r>
+        <w:rPr>
+          <w:rFonts w:ascii="Consolas" w:hAnsi="Consolas"/>
+          <w:color w:val="1F2937"/>
+          <w:sz w:val="18"/>
+        </w:rPr>
+        <w:t>nest_cli</w:t>
+      </w:r>
+      <w:r>
+        <w:rPr>
+          <w:b w:val="0"/>
+          <w:i w:val="0"/>
+        </w:rPr>
+        <w:t xml:space="preserve"> tests (153 Rust total), 22 focused frontend persistence/provenance tests across seven files, </w:t>
+      </w:r>
+      <w:r>
+        <w:rPr>
+          <w:rFonts w:ascii="Consolas" w:hAnsi="Consolas"/>
+          <w:color w:val="1F2937"/>
+          <w:sz w:val="18"/>
+        </w:rPr>
+        <w:t>tsc --noEmit</w:t>
+      </w:r>
+      <w:r>
+        <w:rPr>
+          <w:b w:val="0"/>
+          <w:i w:val="0"/>
+        </w:rPr>
+        <w:t xml:space="preserve">, the Vite production build, and </w:t>
+      </w:r>
+      <w:r>
+        <w:rPr>
+          <w:rFonts w:ascii="Consolas" w:hAnsi="Consolas"/>
+          <w:color w:val="1F2937"/>
+          <w:sz w:val="18"/>
+        </w:rPr>
+        <w:t>cargo check --release</w:t>
+      </w:r>
+      <w:r>
+        <w:rPr>
+          <w:b w:val="0"/>
+          <w:i w:val="0"/>
+        </w:rPr>
+        <w:t>. This does not claim every historical frontend suite was rerun or that hosted CI is green.</w:t>
+      </w:r>
+    </w:p>
+    <w:p/>
+    <w:p>
+      <w:r>
+        <w:rPr>
+          <w:b w:val="0"/>
+          <w:i w:val="0"/>
+        </w:rPr>
+        <w:t xml:space="preserve">The exact Windows 1.0.0 MSI and NSIS candidates were built and hash/metadata verified, but both are Authenticode </w:t>
+      </w:r>
+      <w:r>
+        <w:rPr>
+          <w:rFonts w:ascii="Consolas" w:hAnsi="Consolas"/>
+          <w:color w:val="1F2937"/>
+          <w:sz w:val="18"/>
+        </w:rPr>
+        <w:t>NotSigned</w:t>
+      </w:r>
+      <w:r>
+        <w:rPr>
+          <w:b w:val="0"/>
+          <w:i w:val="0"/>
+        </w:rPr>
+        <w:t xml:space="preserve"> and neither was installed. Controlled installation, installed launch, installed persistence/reopen, two-binary identity isolation, restart/cache-clear recovery, report/export provenance, uninstall/reinstall, and user-data-retention acceptance remain outstanding. The current posture is an unsigned release candidate ready for controlled local acceptance testing—not production ready, procurement ready, enterprise ready, signed, updater ready, public-trusted, or public-release ready.</w:t>
+      </w:r>
+    </w:p>
+    <w:p/>
+    <w:p>
+      <w:r>
+        <w:rPr>
+          <w:b w:val="0"/>
+          <w:i w:val="0"/>
+        </w:rPr>
+        <w:t>Updater readiness is not claimed. It requires a future signed exact artifact, signed updater metadata/artifacts, endpoint validation, install/update proof, and explicit release approval.</w:t>
+      </w:r>
+    </w:p>
+    <w:p/>
+    <w:p>
+      <w:pPr>
+        <w:pStyle w:val="Heading2"/>
+      </w:pPr>
+      <w:r>
         <w:t>The HexHawk mental model</w:t>
       </w:r>
     </w:p>
@@ -1498,7 +2581,7 @@
           <w:b w:val="0"/>
           <w:i w:val="0"/>
         </w:rPr>
-        <w:t>Analyze: disassemble, build CFGs, run signatures, plugins, TALON, STRIKE, ECHO, and related surfaces.</w:t>
+        <w:t>Analyze: disassemble, build CFGs, inspect Function Notebook details, run signatures, plugins, TALON, STRIKE, ECHO, and related surfaces.</w:t>
       </w:r>
     </w:p>
     <w:p>
@@ -1641,17 +2724,32 @@
         <w:pStyle w:val="Heading2"/>
       </w:pPr>
       <w:r>
-        <w:t>Windows trust-chain warnings (internal-signed builds)</w:t>
-      </w:r>
-    </w:p>
-    <w:p/>
-    <w:p>
-      <w:r>
-        <w:rPr>
-          <w:b w:val="0"/>
-          <w:i w:val="0"/>
-        </w:rPr>
-        <w:t>Current artifacts are signed, but the certificate chain is not publicly trusted in this release posture. You can still see SmartScreen, unknown-publisher, or enterprise endpoint trust warnings depending on host policy. Do not treat this build as procurement-ready until trust-chain policy is satisfied.</w:t>
+        <w:t>Windows trust warnings for the unsigned 1.0.0 candidates</w:t>
+      </w:r>
+    </w:p>
+    <w:p/>
+    <w:p>
+      <w:r>
+        <w:rPr>
+          <w:b w:val="0"/>
+          <w:i w:val="0"/>
+        </w:rPr>
+        <w:t xml:space="preserve">The current MSI and NSIS candidates are Authenticode </w:t>
+      </w:r>
+      <w:r>
+        <w:rPr>
+          <w:rFonts w:ascii="Consolas" w:hAnsi="Consolas"/>
+          <w:color w:val="1F2937"/>
+          <w:sz w:val="18"/>
+        </w:rPr>
+        <w:t>NotSigned</w:t>
+      </w:r>
+      <w:r>
+        <w:rPr>
+          <w:b w:val="0"/>
+          <w:i w:val="0"/>
+        </w:rPr>
+        <w:t>: there is no signer certificate and no trusted timestamp. SmartScreen, unknown-publisher, or endpoint-control warnings may appear. Hash verification establishes byte identity; it does not make an unsigned file signed or trusted. Do not treat either candidate as production, procurement, enterprise, updater, or public-release ready.</w:t>
       </w:r>
     </w:p>
     <w:p/>
@@ -1726,7 +2824,7 @@
           <w:color w:val="475569"/>
           <w:sz w:val="18"/>
         </w:rPr>
-        <w:t xml:space="preserve">Rendered from real </w:t>
+        <w:t xml:space="preserve">Signature-status evidence for Windows tester artifacts. For the current exact 1.0.0 candidates, the authoritative status is Authenticode </w:t>
       </w:r>
       <w:r>
         <w:rPr>
@@ -1734,7 +2832,7 @@
           <w:color w:val="475569"/>
           <w:sz w:val="18"/>
         </w:rPr>
-        <w:t>Get-AuthenticodeSignature</w:t>
+        <w:t>NotSigned</w:t>
       </w:r>
       <w:r>
         <w:rPr>
@@ -1743,24 +2841,7 @@
           <w:color w:val="475569"/>
           <w:sz w:val="18"/>
         </w:rPr>
-        <w:t xml:space="preserve"> output for the current tester MSI/NSIS artifacts. It documents a signing/procurement trust-chain warning (</w:t>
-      </w:r>
-      <w:r>
-        <w:rPr>
-          <w:rFonts w:ascii="Consolas" w:hAnsi="Consolas"/>
-          <w:color w:val="475569"/>
-          <w:sz w:val="18"/>
-        </w:rPr>
-        <w:t>UnknownError</w:t>
-      </w:r>
-      <w:r>
-        <w:rPr>
-          <w:b w:val="0"/>
-          <w:i/>
-          <w:color w:val="475569"/>
-          <w:sz w:val="18"/>
-        </w:rPr>
-        <w:t xml:space="preserve"> with untrusted root), not a HexHawk analysis verdict.</w:t>
+        <w:t>, with no signer certificate or trusted timestamp; this is not a HexHawk analysis verdict.</w:t>
       </w:r>
     </w:p>
     <w:p/>
@@ -2155,6 +3236,99 @@
     </w:p>
     <w:p/>
     <w:p>
+      <w:r>
+        <w:rPr>
+          <w:b w:val="0"/>
+          <w:i w:val="0"/>
+        </w:rPr>
+        <w:t xml:space="preserve">The verified local release-candidate copies are under </w:t>
+      </w:r>
+      <w:r>
+        <w:rPr>
+          <w:rFonts w:ascii="Consolas" w:hAnsi="Consolas"/>
+          <w:color w:val="1F2937"/>
+          <w:sz w:val="18"/>
+        </w:rPr>
+        <w:t>D:/Project/HexHawk/.local/releases/HexHawk-1.0.0-ebbd068-20260714-001856</w:t>
+      </w:r>
+      <w:r>
+        <w:rPr>
+          <w:b w:val="0"/>
+          <w:i w:val="0"/>
+        </w:rPr>
+        <w:t>:</w:t>
+      </w:r>
+    </w:p>
+    <w:p/>
+    <w:p>
+      <w:pPr>
+        <w:pStyle w:val="ListBullet"/>
+      </w:pPr>
+      <w:r>
+        <w:rPr>
+          <w:b w:val="0"/>
+          <w:i w:val="0"/>
+        </w:rPr>
+        <w:t xml:space="preserve">MSI SHA-256: </w:t>
+      </w:r>
+      <w:r>
+        <w:rPr>
+          <w:rFonts w:ascii="Consolas" w:hAnsi="Consolas"/>
+          <w:color w:val="1F2937"/>
+          <w:sz w:val="18"/>
+        </w:rPr>
+        <w:t>A6A298CCFD39F8C53346D23A1BC7EC7795E3251E34031678735BE9C116E09BDB</w:t>
+      </w:r>
+    </w:p>
+    <w:p>
+      <w:pPr>
+        <w:pStyle w:val="ListBullet"/>
+      </w:pPr>
+      <w:r>
+        <w:rPr>
+          <w:b w:val="0"/>
+          <w:i w:val="0"/>
+        </w:rPr>
+        <w:t xml:space="preserve">NSIS SHA-256: </w:t>
+      </w:r>
+      <w:r>
+        <w:rPr>
+          <w:rFonts w:ascii="Consolas" w:hAnsi="Consolas"/>
+          <w:color w:val="1F2937"/>
+          <w:sz w:val="18"/>
+        </w:rPr>
+        <w:t>9FCC206AA60774F9CFD43E44994967517F8209B842FF266EE047346B5CE3AD61</w:t>
+      </w:r>
+    </w:p>
+    <w:p>
+      <w:pPr>
+        <w:pStyle w:val="ListBullet"/>
+      </w:pPr>
+      <w:r>
+        <w:rPr>
+          <w:b w:val="0"/>
+          <w:i w:val="0"/>
+        </w:rPr>
+        <w:t xml:space="preserve">Both: Authenticode </w:t>
+      </w:r>
+      <w:r>
+        <w:rPr>
+          <w:rFonts w:ascii="Consolas" w:hAnsi="Consolas"/>
+          <w:color w:val="1F2937"/>
+          <w:sz w:val="18"/>
+        </w:rPr>
+        <w:t>NotSigned</w:t>
+      </w:r>
+      <w:r>
+        <w:rPr>
+          <w:b w:val="0"/>
+          <w:i w:val="0"/>
+        </w:rPr>
+        <w:t>; not installed or acceptance-tested</w:t>
+      </w:r>
+    </w:p>
+    <w:p/>
+    <w:p>
       <w:pPr>
         <w:pStyle w:val="Heading2"/>
       </w:pPr>
@@ -2310,33 +3484,106 @@
         <w:pStyle w:val="Heading2"/>
       </w:pPr>
       <w:r>
-        <w:t>Trust verification workflow (new)</w:t>
-      </w:r>
-    </w:p>
-    <w:p/>
-    <w:p>
-      <w:r>
-        <w:rPr>
-          <w:b w:val="0"/>
-          <w:i w:val="0"/>
-        </w:rPr>
-        <w:t>HexHawk now ships public trust automation endpoints on the companion website:</w:t>
-      </w:r>
-    </w:p>
-    <w:p/>
-    <w:p>
-      <w:pPr>
-        <w:pStyle w:val="ListBullet"/>
-      </w:pPr>
+        <w:t>Trust verification workflow</w:t>
+      </w:r>
+    </w:p>
+    <w:p/>
+    <w:p>
+      <w:r>
+        <w:rPr>
+          <w:b w:val="0"/>
+          <w:i w:val="0"/>
+        </w:rPr>
+        <w:t>For the current unsigned 1.0.0 candidates:</w:t>
+      </w:r>
+    </w:p>
+    <w:p/>
+    <w:p>
+      <w:pPr>
+        <w:pStyle w:val="ListNumber"/>
+      </w:pPr>
+      <w:r>
+        <w:rPr>
+          <w:b w:val="0"/>
+          <w:i w:val="0"/>
+        </w:rPr>
+        <w:t>Record the exact installer filename.</w:t>
+      </w:r>
+    </w:p>
+    <w:p>
+      <w:pPr>
+        <w:pStyle w:val="ListNumber"/>
+      </w:pPr>
+      <w:r>
+        <w:rPr>
+          <w:b w:val="0"/>
+          <w:i w:val="0"/>
+        </w:rPr>
+        <w:t>Compute SHA-256 locally and compare it with the exact value above.</w:t>
+      </w:r>
+    </w:p>
+    <w:p>
+      <w:pPr>
+        <w:pStyle w:val="ListNumber"/>
+      </w:pPr>
+      <w:r>
+        <w:rPr>
+          <w:b w:val="0"/>
+          <w:i w:val="0"/>
+        </w:rPr>
+        <w:t xml:space="preserve">Record Authenticode status as </w:t>
+      </w:r>
       <w:r>
         <w:rPr>
           <w:rFonts w:ascii="Consolas" w:hAnsi="Consolas"/>
           <w:color w:val="1F2937"/>
           <w:sz w:val="18"/>
         </w:rPr>
-        <w:t>https://hexhawk.ke/trust/keys.json</w:t>
-      </w:r>
-    </w:p>
+        <w:t>NotSigned</w:t>
+      </w:r>
+      <w:r>
+        <w:rPr>
+          <w:b w:val="0"/>
+          <w:i w:val="0"/>
+        </w:rPr>
+        <w:t>, with no signer certificate and no trusted timestamp.</w:t>
+      </w:r>
+    </w:p>
+    <w:p>
+      <w:pPr>
+        <w:pStyle w:val="ListNumber"/>
+      </w:pPr>
+      <w:r>
+        <w:rPr>
+          <w:b w:val="0"/>
+          <w:i w:val="0"/>
+        </w:rPr>
+        <w:t>Use only a controlled non-production test machine under an approved security-exception process.</w:t>
+      </w:r>
+    </w:p>
+    <w:p>
+      <w:pPr>
+        <w:pStyle w:val="ListNumber"/>
+      </w:pPr>
+      <w:r>
+        <w:rPr>
+          <w:b w:val="0"/>
+          <w:i w:val="0"/>
+        </w:rPr>
+        <w:t>Do not interpret a matching hash as signature, publisher trust, or installed-workflow acceptance.</w:t>
+      </w:r>
+    </w:p>
+    <w:p/>
+    <w:p>
+      <w:r>
+        <w:rPr>
+          <w:b w:val="0"/>
+          <w:i w:val="0"/>
+        </w:rPr>
+        <w:t>The following companion-site endpoints describe a future signed-artifact trust channel; their presence does not sign, timestamp, publish, or validate the current candidates:</w:t>
+      </w:r>
+    </w:p>
+    <w:p/>
     <w:p>
       <w:pPr>
         <w:pStyle w:val="ListBullet"/>
@@ -2347,7 +3594,7 @@
           <w:color w:val="1F2937"/>
           <w:sz w:val="18"/>
         </w:rPr>
-        <w:t>https://hexhawk.ke/trust/revocations.json</w:t>
+        <w:t>https://hexhawk.ke/trust/keys.json</w:t>
       </w:r>
     </w:p>
     <w:p>
@@ -2360,7 +3607,7 @@
           <w:color w:val="1F2937"/>
           <w:sz w:val="18"/>
         </w:rPr>
-        <w:t>https://hexhawk.ke/trust/signatures/latest/signatures.json</w:t>
+        <w:t>https://hexhawk.ke/trust/revocations.json</w:t>
       </w:r>
     </w:p>
     <w:p>
@@ -2373,7 +3620,7 @@
           <w:color w:val="1F2937"/>
           <w:sz w:val="18"/>
         </w:rPr>
-        <w:t>https://hexhawk.ke/trust/signed-timestamps.json</w:t>
+        <w:t>https://hexhawk.ke/trust/signatures/latest/signatures.json</w:t>
       </w:r>
     </w:p>
     <w:p>
@@ -2386,7 +3633,7 @@
           <w:color w:val="1F2937"/>
           <w:sz w:val="18"/>
         </w:rPr>
-        <w:t>https://hexhawk.ke/trust/key-rotations.json</w:t>
+        <w:t>https://hexhawk.ke/trust/signed-timestamps.json</w:t>
       </w:r>
     </w:p>
     <w:p>
@@ -2399,47 +3646,79 @@
           <w:color w:val="1F2937"/>
           <w:sz w:val="18"/>
         </w:rPr>
-        <w:t>https://hexhawk.ke/.well-known/hexhawk-trust.json</w:t>
-      </w:r>
-    </w:p>
-    <w:p/>
-    <w:p>
-      <w:r>
-        <w:rPr>
-          <w:b w:val="0"/>
-          <w:i w:val="0"/>
-        </w:rPr>
-        <w:t>Beginner-safe verification sequence:</w:t>
-      </w:r>
-    </w:p>
-    <w:p/>
-    <w:p>
-      <w:pPr>
-        <w:pStyle w:val="ListNumber"/>
-      </w:pPr>
-      <w:r>
-        <w:rPr>
-          <w:b w:val="0"/>
-          <w:i w:val="0"/>
-        </w:rPr>
-        <w:t>Download installer + checksum (</w:t>
-      </w:r>
+        <w:t>https://hexhawk.ke/trust/key-rotations.json</w:t>
+      </w:r>
+    </w:p>
+    <w:p>
+      <w:pPr>
+        <w:pStyle w:val="ListBullet"/>
+      </w:pPr>
       <w:r>
         <w:rPr>
           <w:rFonts w:ascii="Consolas" w:hAnsi="Consolas"/>
           <w:color w:val="1F2937"/>
           <w:sz w:val="18"/>
         </w:rPr>
-        <w:t>/downloads/checksums.txt</w:t>
-      </w:r>
-      <w:r>
-        <w:rPr>
-          <w:b w:val="0"/>
-          <w:i w:val="0"/>
-        </w:rPr>
-        <w:t>).</w:t>
-      </w:r>
-    </w:p>
+        <w:t>https://hexhawk.ke/.well-known/hexhawk-trust.json</w:t>
+      </w:r>
+    </w:p>
+    <w:p/>
+    <w:p>
+      <w:r>
+        <w:rPr>
+          <w:b w:val="0"/>
+          <w:i w:val="0"/>
+        </w:rPr>
+        <w:t>For a future signed release, detached-signature, revocation, timestamp, discovery, and key-rotation checks must be performed against the exact published artifact and separately validated release metadata. Updater readiness must not be inferred from configuration or endpoint presence.</w:t>
+      </w:r>
+    </w:p>
+    <w:p/>
+    <w:p>
+      <w:r>
+        <w:rPr>
+          <w:color w:val="94A3B8"/>
+        </w:rPr>
+        <w:t>————————————————————</w:t>
+      </w:r>
+    </w:p>
+    <w:p/>
+    <w:p>
+      <w:pPr>
+        <w:pStyle w:val="Heading1"/>
+      </w:pPr>
+      <w:r>
+        <w:t>Part 3: The Beginner's First Analysis</w:t>
+      </w:r>
+    </w:p>
+    <w:p/>
+    <w:p>
+      <w:pPr>
+        <w:pStyle w:val="Heading2"/>
+      </w:pPr>
+      <w:r>
+        <w:t>Choose a safe sample</w:t>
+      </w:r>
+    </w:p>
+    <w:p/>
+    <w:p>
+      <w:r>
+        <w:rPr>
+          <w:b w:val="0"/>
+          <w:i w:val="0"/>
+        </w:rPr>
+        <w:t>Use only files you are authorized to analyze. For first practice, use a known challenge file, a toy executable, or an internal test fixture. Avoid live unknown malware until your environment and handling procedures are ready.</w:t>
+      </w:r>
+    </w:p>
+    <w:p/>
+    <w:p>
+      <w:pPr>
+        <w:pStyle w:val="Heading2"/>
+      </w:pPr>
+      <w:r>
+        <w:t>GUI path: first analysis</w:t>
+      </w:r>
+    </w:p>
+    <w:p/>
     <w:p>
       <w:pPr>
         <w:pStyle w:val="ListNumber"/>
@@ -2449,7 +3728,7 @@
           <w:b w:val="0"/>
           <w:i w:val="0"/>
         </w:rPr>
-        <w:t>Verify SHA-256 locally.</w:t>
+        <w:t>Launch HexHawk.</w:t>
       </w:r>
     </w:p>
     <w:p>
@@ -2461,22 +3740,7 @@
           <w:b w:val="0"/>
           <w:i w:val="0"/>
         </w:rPr>
-        <w:t xml:space="preserve">Verify detached signature against active key from </w:t>
-      </w:r>
-      <w:r>
-        <w:rPr>
-          <w:rFonts w:ascii="Consolas" w:hAnsi="Consolas"/>
-          <w:color w:val="1F2937"/>
-          <w:sz w:val="18"/>
-        </w:rPr>
-        <w:t>/trust/keys.json</w:t>
-      </w:r>
-      <w:r>
-        <w:rPr>
-          <w:b w:val="0"/>
-          <w:i w:val="0"/>
-        </w:rPr>
-        <w:t>.</w:t>
+        <w:t>Use Load/Open/Browse to choose a file.</w:t>
       </w:r>
     </w:p>
     <w:p>
@@ -2488,22 +3752,7 @@
           <w:b w:val="0"/>
           <w:i w:val="0"/>
         </w:rPr>
-        <w:t xml:space="preserve">Confirm key is not revoked in </w:t>
-      </w:r>
-      <w:r>
-        <w:rPr>
-          <w:rFonts w:ascii="Consolas" w:hAnsi="Consolas"/>
-          <w:color w:val="1F2937"/>
-          <w:sz w:val="18"/>
-        </w:rPr>
-        <w:t>/trust/revocations.json</w:t>
-      </w:r>
-      <w:r>
-        <w:rPr>
-          <w:b w:val="0"/>
-          <w:i w:val="0"/>
-        </w:rPr>
-        <w:t>.</w:t>
+        <w:t>Go to Metadata and run Inspect.</w:t>
       </w:r>
     </w:p>
     <w:p>
@@ -2515,71 +3764,9 @@
           <w:b w:val="0"/>
           <w:i w:val="0"/>
         </w:rPr>
-        <w:t xml:space="preserve">Confirm signature timestamp/record appears in </w:t>
-      </w:r>
-      <w:r>
-        <w:rPr>
-          <w:rFonts w:ascii="Consolas" w:hAnsi="Consolas"/>
-          <w:color w:val="1F2937"/>
-          <w:sz w:val="18"/>
-        </w:rPr>
-        <w:t>/trust/signed-timestamps.json</w:t>
-      </w:r>
-      <w:r>
-        <w:rPr>
-          <w:b w:val="0"/>
-          <w:i w:val="0"/>
-        </w:rPr>
-        <w:t>.</w:t>
-      </w:r>
-    </w:p>
-    <w:p/>
-    <w:p>
-      <w:r>
-        <w:rPr>
-          <w:color w:val="94A3B8"/>
-        </w:rPr>
-        <w:t>————————————————————</w:t>
-      </w:r>
-    </w:p>
-    <w:p/>
-    <w:p>
-      <w:pPr>
-        <w:pStyle w:val="Heading1"/>
-      </w:pPr>
-      <w:r>
-        <w:t>Part 3: The Beginner's First Analysis</w:t>
-      </w:r>
-    </w:p>
-    <w:p/>
-    <w:p>
-      <w:pPr>
-        <w:pStyle w:val="Heading2"/>
-      </w:pPr>
-      <w:r>
-        <w:t>Choose a safe sample</w:t>
-      </w:r>
-    </w:p>
-    <w:p/>
-    <w:p>
-      <w:r>
-        <w:rPr>
-          <w:b w:val="0"/>
-          <w:i w:val="0"/>
-        </w:rPr>
-        <w:t>Use only files you are authorized to analyze. For first practice, use a known challenge file, a toy executable, or an internal test fixture. Avoid live unknown malware until your environment and handling procedures are ready.</w:t>
-      </w:r>
-    </w:p>
-    <w:p/>
-    <w:p>
-      <w:pPr>
-        <w:pStyle w:val="Heading2"/>
-      </w:pPr>
-      <w:r>
-        <w:t>GUI path: first analysis</w:t>
-      </w:r>
-    </w:p>
-    <w:p/>
+        <w:t>Go to Strings and scan strings.</w:t>
+      </w:r>
+    </w:p>
     <w:p>
       <w:pPr>
         <w:pStyle w:val="ListNumber"/>
@@ -2589,7 +3776,7 @@
           <w:b w:val="0"/>
           <w:i w:val="0"/>
         </w:rPr>
-        <w:t>Launch HexHawk.</w:t>
+        <w:t>Go to Disassembly and analyze a selected range.</w:t>
       </w:r>
     </w:p>
     <w:p>
@@ -2601,7 +3788,7 @@
           <w:b w:val="0"/>
           <w:i w:val="0"/>
         </w:rPr>
-        <w:t>Use Load/Open/Browse to choose a file.</w:t>
+        <w:t>Go to CFG if you have a useful code range.</w:t>
       </w:r>
     </w:p>
     <w:p>
@@ -2613,7 +3800,7 @@
           <w:b w:val="0"/>
           <w:i w:val="0"/>
         </w:rPr>
-        <w:t>Go to Metadata and run Inspect.</w:t>
+        <w:t>Review Binary Verdict / Threat Assessment where available.</w:t>
       </w:r>
     </w:p>
     <w:p>
@@ -2625,7 +3812,7 @@
           <w:b w:val="0"/>
           <w:i w:val="0"/>
         </w:rPr>
-        <w:t>Go to Strings and scan strings.</w:t>
+        <w:t>Use NEST if you have Enterprise-tier access and need evidence convergence.</w:t>
       </w:r>
     </w:p>
     <w:p>
@@ -2637,54 +3824,6 @@
           <w:b w:val="0"/>
           <w:i w:val="0"/>
         </w:rPr>
-        <w:t>Go to Disassembly and analyze a selected range.</w:t>
-      </w:r>
-    </w:p>
-    <w:p>
-      <w:pPr>
-        <w:pStyle w:val="ListNumber"/>
-      </w:pPr>
-      <w:r>
-        <w:rPr>
-          <w:b w:val="0"/>
-          <w:i w:val="0"/>
-        </w:rPr>
-        <w:t>Go to CFG if you have a useful code range.</w:t>
-      </w:r>
-    </w:p>
-    <w:p>
-      <w:pPr>
-        <w:pStyle w:val="ListNumber"/>
-      </w:pPr>
-      <w:r>
-        <w:rPr>
-          <w:b w:val="0"/>
-          <w:i w:val="0"/>
-        </w:rPr>
-        <w:t>Review Binary Verdict / Threat Assessment where available.</w:t>
-      </w:r>
-    </w:p>
-    <w:p>
-      <w:pPr>
-        <w:pStyle w:val="ListNumber"/>
-      </w:pPr>
-      <w:r>
-        <w:rPr>
-          <w:b w:val="0"/>
-          <w:i w:val="0"/>
-        </w:rPr>
-        <w:t>Use NEST if you have Enterprise-tier access and need evidence convergence.</w:t>
-      </w:r>
-    </w:p>
-    <w:p>
-      <w:pPr>
-        <w:pStyle w:val="ListNumber"/>
-      </w:pPr>
-      <w:r>
-        <w:rPr>
-          <w:b w:val="0"/>
-          <w:i w:val="0"/>
-        </w:rPr>
         <w:t>Use Report to package the current analysis.</w:t>
       </w:r>
     </w:p>
@@ -2781,6 +3920,18 @@
           <w:i w:val="0"/>
         </w:rPr>
         <w:t>report JSON/Markdown-like output depending on UI path</w:t>
+      </w:r>
+    </w:p>
+    <w:p>
+      <w:pPr>
+        <w:pStyle w:val="ListBullet"/>
+      </w:pPr>
+      <w:r>
+        <w:rPr>
+          <w:b w:val="0"/>
+          <w:i w:val="0"/>
+        </w:rPr>
+        <w:t>Function Intelligence JSON/Markdown export for the selected function</w:t>
       </w:r>
     </w:p>
     <w:p/>
@@ -3463,7 +4614,26 @@
           <w:b w:val="0"/>
           <w:i w:val="0"/>
         </w:rPr>
-        <w:t>TALON and decompiler views help translate low-level code into more readable forms. Optional LLM narration may explain the result, but the underlying decompiler output and original bytes remain primary.</w:t>
+        <w:t>TALON and decompiler views help translate low-level code into more readable forms. Optional LLM narration may explain the result, but the underlying decompiler output and original bytes remain primary. Current source work also cleans raw IR artefacts from pseudocode output.</w:t>
+      </w:r>
+    </w:p>
+    <w:p/>
+    <w:p>
+      <w:pPr>
+        <w:pStyle w:val="Heading2"/>
+      </w:pPr>
+      <w:r>
+        <w:t>Function Notebook evidence</w:t>
+      </w:r>
+    </w:p>
+    <w:p/>
+    <w:p>
+      <w:r>
+        <w:rPr>
+          <w:b w:val="0"/>
+          <w:i w:val="0"/>
+        </w:rPr>
+        <w:t>Function Notebook is a selected-function evidence view. It brings together imports, callers, callees, xrefs, recovered boundaries, Win32 constants, pseudocode, calling-convention hints, debugger observations, conditional breakpoint hits, and known analysis limits. It can export Function Intelligence JSON or Markdown. This is advisory evidence only; it is not a malware verdict and does not replace GYRE.</w:t>
       </w:r>
     </w:p>
     <w:p/>
@@ -4260,7 +5430,7 @@
           <w:b w:val="0"/>
           <w:i w:val="0"/>
         </w:rPr>
-        <w:t>Base confidence: GYRE/NEST-linked confidence before uplift.</w:t>
+        <w:t>Base confidence: the confidence recorded by the authoritative GYRE snapshot before any optional advisory metadata.</w:t>
       </w:r>
     </w:p>
     <w:p>
@@ -5916,7 +7086,7 @@
           <w:b w:val="0"/>
           <w:i w:val="0"/>
         </w:rPr>
-        <w:t xml:space="preserve">updater artifacts: enabled by </w:t>
+        <w:t xml:space="preserve">updater artifacts: disabled for local unsigned builds by </w:t>
       </w:r>
       <w:r>
         <w:rPr>
@@ -5924,7 +7094,7 @@
           <w:color w:val="1F2937"/>
           <w:sz w:val="18"/>
         </w:rPr>
-        <w:t>createUpdaterArtifacts: true</w:t>
+        <w:t>createUpdaterArtifacts: false</w:t>
       </w:r>
     </w:p>
     <w:p>
@@ -5936,7 +7106,7 @@
           <w:b w:val="0"/>
           <w:i w:val="0"/>
         </w:rPr>
-        <w:t xml:space="preserve">signing command: configured to call </w:t>
+        <w:t xml:space="preserve">signing command: not configured in </w:t>
       </w:r>
       <w:r>
         <w:rPr>
@@ -5944,7 +7114,14 @@
           <w:color w:val="1F2937"/>
           <w:sz w:val="18"/>
         </w:rPr>
-        <w:t>scripts/release/sign-windows-artifact.ps1</w:t>
+        <w:t>tauri.conf.json</w:t>
+      </w:r>
+      <w:r>
+        <w:rPr>
+          <w:b w:val="0"/>
+          <w:i w:val="0"/>
+        </w:rPr>
+        <w:t xml:space="preserve"> for local unsigned builds; use a real release signing step/script before claiming signed artifacts</w:t>
       </w:r>
     </w:p>
     <w:p>
@@ -5976,7 +7153,7 @@
           <w:color w:val="1F2937"/>
           <w:sz w:val="18"/>
         </w:rPr>
-        <w:t>https://releases.hexhawk.app/releases/latest.json</w:t>
+        <w:t>https://hexhawk.ke/releases/latest.json</w:t>
       </w:r>
     </w:p>
     <w:p/>
@@ -7908,7 +9085,7 @@
           <w:b w:val="0"/>
           <w:i w:val="0"/>
         </w:rPr>
-        <w:t>Current docs say the build is not yet an external high-assurance release. Required gates include signing, updater decision/signing, installed native GUI export parity, and report authority validation.</w:t>
+        <w:t>The build is not yet an external high-assurance release. Required gates include controlled installation and launch, installed two-binary persistence/reopen, restart/cache-clear recovery, installed report/export provenance, uninstall/reinstall and user-data-retention acceptance, signing, and exact signed-artifact updater validation.</w:t>
       </w:r>
     </w:p>
     <w:p/>
@@ -8009,7 +9186,7 @@
           <w:b w:val="0"/>
           <w:i w:val="0"/>
         </w:rPr>
-        <w:t>Likely cause: artifacts are internally signed but the chain terminates at an untrusted root for that host policy.</w:t>
+        <w:t>Likely cause: the current local artifacts are unsigned, or a future signed build uses a chain not trusted by that host policy.</w:t>
       </w:r>
     </w:p>
     <w:p>
@@ -12056,7 +13233,19 @@
           <w:b w:val="0"/>
           <w:i w:val="0"/>
         </w:rPr>
-        <w:t>[ ] Detached signature file located (</w:t>
+        <w:t>[ ] Authenticode status recorded for the exact artifact.</w:t>
+      </w:r>
+    </w:p>
+    <w:p>
+      <w:pPr>
+        <w:pStyle w:val="ListBullet"/>
+      </w:pPr>
+      <w:r>
+        <w:rPr>
+          <w:b w:val="0"/>
+          <w:i w:val="0"/>
+        </w:rPr>
+        <w:t xml:space="preserve">[ ] For the current 1.0.0 candidate, result recorded as </w:t>
       </w:r>
       <w:r>
         <w:rPr>
@@ -12064,14 +13253,14 @@
           <w:color w:val="1F2937"/>
           <w:sz w:val="18"/>
         </w:rPr>
-        <w:t>/trust/signatures/latest/</w:t>
-      </w:r>
-      <w:r>
-        <w:rPr>
-          <w:b w:val="0"/>
-          <w:i w:val="0"/>
-        </w:rPr>
-        <w:t xml:space="preserve"> or versioned path).</w:t>
+        <w:t>NotSigned</w:t>
+      </w:r>
+      <w:r>
+        <w:rPr>
+          <w:b w:val="0"/>
+          <w:i w:val="0"/>
+        </w:rPr>
+        <w:t xml:space="preserve"> with no signer certificate and no trusted timestamp.</w:t>
       </w:r>
     </w:p>
     <w:p>
@@ -12083,7 +13272,121 @@
           <w:b w:val="0"/>
           <w:i w:val="0"/>
         </w:rPr>
-        <w:t xml:space="preserve">[ ] Public key fetched from </w:t>
+        <w:t>[ ] No matching-hash result is described as a signature or publisher-trust result.</w:t>
+      </w:r>
+    </w:p>
+    <w:p>
+      <w:pPr>
+        <w:pStyle w:val="ListBullet"/>
+      </w:pPr>
+      <w:r>
+        <w:rPr>
+          <w:b w:val="0"/>
+          <w:i w:val="0"/>
+        </w:rPr>
+        <w:t>[ ] For a future signed release only, signer identity, certificate chain, signature algorithm, and exact-artifact signature result are recorded.</w:t>
+      </w:r>
+    </w:p>
+    <w:p/>
+    <w:p>
+      <w:pPr>
+        <w:pStyle w:val="Heading3"/>
+      </w:pPr>
+      <w:r>
+        <w:t>Revocation and timestamp</w:t>
+      </w:r>
+    </w:p>
+    <w:p/>
+    <w:p>
+      <w:pPr>
+        <w:pStyle w:val="ListBullet"/>
+      </w:pPr>
+      <w:r>
+        <w:rPr>
+          <w:b w:val="0"/>
+          <w:i w:val="0"/>
+        </w:rPr>
+        <w:t>[ ] Current unsigned candidate recorded as having no signer key and no trusted timestamp.</w:t>
+      </w:r>
+    </w:p>
+    <w:p>
+      <w:pPr>
+        <w:pStyle w:val="ListBullet"/>
+      </w:pPr>
+      <w:r>
+        <w:rPr>
+          <w:b w:val="0"/>
+          <w:i w:val="0"/>
+        </w:rPr>
+        <w:t>[ ] For a future signed release only, signer/key revocation status is checked against release evidence.</w:t>
+      </w:r>
+    </w:p>
+    <w:p>
+      <w:pPr>
+        <w:pStyle w:val="ListBullet"/>
+      </w:pPr>
+      <w:r>
+        <w:rPr>
+          <w:b w:val="0"/>
+          <w:i w:val="0"/>
+        </w:rPr>
+        <w:t>[ ] For a future signed release only, trusted timestamp validation is recorded for the exact artifact.</w:t>
+      </w:r>
+    </w:p>
+    <w:p/>
+    <w:p>
+      <w:pPr>
+        <w:pStyle w:val="Heading3"/>
+      </w:pPr>
+      <w:r>
+        <w:t>Discovery and rotation</w:t>
+      </w:r>
+    </w:p>
+    <w:p/>
+    <w:p>
+      <w:pPr>
+        <w:pStyle w:val="ListBullet"/>
+      </w:pPr>
+      <w:r>
+        <w:rPr>
+          <w:b w:val="0"/>
+          <w:i w:val="0"/>
+        </w:rPr>
+        <w:t>[ ] Endpoint/configuration presence is not treated as updater or signing readiness.</w:t>
+      </w:r>
+    </w:p>
+    <w:p>
+      <w:pPr>
+        <w:pStyle w:val="ListBullet"/>
+      </w:pPr>
+      <w:r>
+        <w:rPr>
+          <w:b w:val="0"/>
+          <w:i w:val="0"/>
+        </w:rPr>
+        <w:t>[ ] For a future signed release only, discovery and key-rotation evidence is checked against the exact published release.</w:t>
+      </w:r>
+    </w:p>
+    <w:p/>
+    <w:p>
+      <w:pPr>
+        <w:pStyle w:val="Heading3"/>
+      </w:pPr>
+      <w:r>
+        <w:t>Runtime and workflow proof</w:t>
+      </w:r>
+    </w:p>
+    <w:p/>
+    <w:p>
+      <w:pPr>
+        <w:pStyle w:val="ListBullet"/>
+      </w:pPr>
+      <w:r>
+        <w:rPr>
+          <w:b w:val="0"/>
+          <w:i w:val="0"/>
+        </w:rPr>
+        <w:t xml:space="preserve">[ ] If claiming native proof, runtime evidence shows </w:t>
       </w:r>
       <w:r>
         <w:rPr>
@@ -12091,60 +13394,14 @@
           <w:color w:val="1F2937"/>
           <w:sz w:val="18"/>
         </w:rPr>
-        <w:t>/trust/keys.json</w:t>
-      </w:r>
-      <w:r>
-        <w:rPr>
-          <w:b w:val="0"/>
-          <w:i w:val="0"/>
-        </w:rPr>
-        <w:t>.</w:t>
-      </w:r>
-    </w:p>
-    <w:p>
-      <w:pPr>
-        <w:pStyle w:val="ListBullet"/>
-      </w:pPr>
-      <w:r>
-        <w:rPr>
-          <w:b w:val="0"/>
-          <w:i w:val="0"/>
-        </w:rPr>
-        <w:t>[ ] Signature verification result recorded: PASS / FAIL.</w:t>
-      </w:r>
-    </w:p>
-    <w:p>
-      <w:pPr>
-        <w:pStyle w:val="ListBullet"/>
-      </w:pPr>
-      <w:r>
-        <w:rPr>
-          <w:b w:val="0"/>
-          <w:i w:val="0"/>
-        </w:rPr>
-        <w:t>[ ] Signature algorithm/key ID recorded.</w:t>
-      </w:r>
-    </w:p>
-    <w:p/>
-    <w:p>
-      <w:pPr>
-        <w:pStyle w:val="Heading3"/>
-      </w:pPr>
-      <w:r>
-        <w:t>Revocation and timestamp</w:t>
-      </w:r>
-    </w:p>
-    <w:p/>
-    <w:p>
-      <w:pPr>
-        <w:pStyle w:val="ListBullet"/>
-      </w:pPr>
-      <w:r>
-        <w:rPr>
-          <w:b w:val="0"/>
-          <w:i w:val="0"/>
-        </w:rPr>
-        <w:t xml:space="preserve">[ ] Key ID checked in </w:t>
+        <w:t>hasTauriRuntime: true</w:t>
+      </w:r>
+      <w:r>
+        <w:rPr>
+          <w:b w:val="0"/>
+          <w:i w:val="0"/>
+        </w:rPr>
+        <w:t xml:space="preserve"> and </w:t>
       </w:r>
       <w:r>
         <w:rPr>
@@ -12152,7 +13409,7 @@
           <w:color w:val="1F2937"/>
           <w:sz w:val="18"/>
         </w:rPr>
-        <w:t>/trust/revocations.json</w:t>
+        <w:t>browserMode: false</w:t>
       </w:r>
       <w:r>
         <w:rPr>
@@ -12171,7 +13428,7 @@
           <w:b w:val="0"/>
           <w:i w:val="0"/>
         </w:rPr>
-        <w:t>[ ] Key is not revoked for this artifact/timestamp.</w:t>
+        <w:t>[ ] If reporting browser/dev screenshots, labeled as orientation only.</w:t>
       </w:r>
     </w:p>
     <w:p>
@@ -12183,7 +13440,7 @@
           <w:b w:val="0"/>
           <w:i w:val="0"/>
         </w:rPr>
-        <w:t xml:space="preserve">[ ] Signed timestamp record found in </w:t>
+        <w:t>[ ] Export/report includes authority markers (</w:t>
       </w:r>
       <w:r>
         <w:rPr>
@@ -12191,36 +13448,14 @@
           <w:color w:val="1F2937"/>
           <w:sz w:val="18"/>
         </w:rPr>
-        <w:t>/trust/signed-timestamps.json</w:t>
-      </w:r>
-      <w:r>
-        <w:rPr>
-          <w:b w:val="0"/>
-          <w:i w:val="0"/>
-        </w:rPr>
-        <w:t>.</w:t>
-      </w:r>
-    </w:p>
-    <w:p/>
-    <w:p>
-      <w:pPr>
-        <w:pStyle w:val="Heading3"/>
-      </w:pPr>
-      <w:r>
-        <w:t>Discovery and rotation</w:t>
-      </w:r>
-    </w:p>
-    <w:p/>
-    <w:p>
-      <w:pPr>
-        <w:pStyle w:val="ListBullet"/>
-      </w:pPr>
-      <w:r>
-        <w:rPr>
-          <w:b w:val="0"/>
-          <w:i w:val="0"/>
-        </w:rPr>
-        <w:t xml:space="preserve">[ ] Discovery document fetched: </w:t>
+        <w:t>source_engine: gyre</w:t>
+      </w:r>
+      <w:r>
+        <w:rPr>
+          <w:b w:val="0"/>
+          <w:i w:val="0"/>
+        </w:rPr>
+        <w:t xml:space="preserve">, </w:t>
       </w:r>
       <w:r>
         <w:rPr>
@@ -12228,16 +13463,26 @@
           <w:color w:val="1F2937"/>
           <w:sz w:val="18"/>
         </w:rPr>
-        <w:t>/.well-known/hexhawk-trust.json</w:t>
-      </w:r>
-      <w:r>
-        <w:rPr>
-          <w:b w:val="0"/>
-          <w:i w:val="0"/>
-        </w:rPr>
-        <w:t>.</w:t>
-      </w:r>
-    </w:p>
+        <w:t>gyre_is_sole_verdict_source: true</w:t>
+      </w:r>
+      <w:r>
+        <w:rPr>
+          <w:b w:val="0"/>
+          <w:i w:val="0"/>
+        </w:rPr>
+        <w:t>).</w:t>
+      </w:r>
+    </w:p>
+    <w:p/>
+    <w:p>
+      <w:pPr>
+        <w:pStyle w:val="Heading3"/>
+      </w:pPr>
+      <w:r>
+        <w:t>Final release decision</w:t>
+      </w:r>
+    </w:p>
+    <w:p/>
     <w:p>
       <w:pPr>
         <w:pStyle w:val="ListBullet"/>
@@ -12247,7 +13492,7 @@
           <w:b w:val="0"/>
           <w:i w:val="0"/>
         </w:rPr>
-        <w:t>[ ] Endpoint set is consistent (keys/revocations/signatures/timestamps).</w:t>
+        <w:t>[ ] Trust verdict: ACCEPT / CONDITIONAL / REJECT.</w:t>
       </w:r>
     </w:p>
     <w:p>
@@ -12259,7 +13504,7 @@
           <w:b w:val="0"/>
           <w:i w:val="0"/>
         </w:rPr>
-        <w:t>[ ] Key rotation history reviewed (</w:t>
+        <w:t xml:space="preserve">[ ] Exceptions documented (for example: controlled testing of an Authenticode </w:t>
       </w:r>
       <w:r>
         <w:rPr>
@@ -12267,26 +13512,16 @@
           <w:color w:val="1F2937"/>
           <w:sz w:val="18"/>
         </w:rPr>
-        <w:t>/trust/key-rotations.json</w:t>
-      </w:r>
-      <w:r>
-        <w:rPr>
-          <w:b w:val="0"/>
-          <w:i w:val="0"/>
-        </w:rPr>
-        <w:t>) when applicable.</w:t>
-      </w:r>
-    </w:p>
-    <w:p/>
-    <w:p>
-      <w:pPr>
-        <w:pStyle w:val="Heading3"/>
-      </w:pPr>
-      <w:r>
-        <w:t>Runtime and workflow proof</w:t>
-      </w:r>
-    </w:p>
-    <w:p/>
+        <w:t>NotSigned</w:t>
+      </w:r>
+      <w:r>
+        <w:rPr>
+          <w:b w:val="0"/>
+          <w:i w:val="0"/>
+        </w:rPr>
+        <w:t xml:space="preserve"> candidate).</w:t>
+      </w:r>
+    </w:p>
     <w:p>
       <w:pPr>
         <w:pStyle w:val="ListBullet"/>
@@ -12296,137 +13531,139 @@
           <w:b w:val="0"/>
           <w:i w:val="0"/>
         </w:rPr>
-        <w:t xml:space="preserve">[ ] If claiming native proof, runtime evidence shows </w:t>
-      </w:r>
-      <w:r>
-        <w:rPr>
-          <w:rFonts w:ascii="Consolas" w:hAnsi="Consolas"/>
-          <w:color w:val="1F2937"/>
-          <w:sz w:val="18"/>
-        </w:rPr>
-        <w:t>hasTauriRuntime: true</w:t>
-      </w:r>
-      <w:r>
-        <w:rPr>
-          <w:b w:val="0"/>
-          <w:i w:val="0"/>
-        </w:rPr>
-        <w:t xml:space="preserve"> and </w:t>
-      </w:r>
-      <w:r>
-        <w:rPr>
-          <w:rFonts w:ascii="Consolas" w:hAnsi="Consolas"/>
-          <w:color w:val="1F2937"/>
-          <w:sz w:val="18"/>
-        </w:rPr>
-        <w:t>browserMode: false</w:t>
-      </w:r>
-      <w:r>
-        <w:rPr>
-          <w:b w:val="0"/>
-          <w:i w:val="0"/>
-        </w:rPr>
-        <w:t>.</w:t>
-      </w:r>
-    </w:p>
-    <w:p>
-      <w:pPr>
-        <w:pStyle w:val="ListBullet"/>
-      </w:pPr>
-      <w:r>
-        <w:rPr>
-          <w:b w:val="0"/>
-          <w:i w:val="0"/>
-        </w:rPr>
-        <w:t>[ ] If reporting browser/dev screenshots, labeled as orientation only.</w:t>
-      </w:r>
-    </w:p>
-    <w:p>
-      <w:pPr>
-        <w:pStyle w:val="ListBullet"/>
-      </w:pPr>
-      <w:r>
-        <w:rPr>
-          <w:b w:val="0"/>
-          <w:i w:val="0"/>
-        </w:rPr>
-        <w:t>[ ] Export/report includes authority markers (</w:t>
-      </w:r>
-      <w:r>
-        <w:rPr>
-          <w:rFonts w:ascii="Consolas" w:hAnsi="Consolas"/>
-          <w:color w:val="1F2937"/>
-          <w:sz w:val="18"/>
-        </w:rPr>
-        <w:t>source_engine: gyre</w:t>
-      </w:r>
-      <w:r>
-        <w:rPr>
-          <w:b w:val="0"/>
-          <w:i w:val="0"/>
-        </w:rPr>
-        <w:t xml:space="preserve">, </w:t>
-      </w:r>
-      <w:r>
-        <w:rPr>
-          <w:rFonts w:ascii="Consolas" w:hAnsi="Consolas"/>
-          <w:color w:val="1F2937"/>
-          <w:sz w:val="18"/>
-        </w:rPr>
-        <w:t>gyre_is_sole_verdict_source: true</w:t>
-      </w:r>
-      <w:r>
-        <w:rPr>
-          <w:b w:val="0"/>
-          <w:i w:val="0"/>
-        </w:rPr>
-        <w:t>).</w:t>
-      </w:r>
-    </w:p>
-    <w:p/>
-    <w:p>
-      <w:pPr>
-        <w:pStyle w:val="Heading3"/>
-      </w:pPr>
-      <w:r>
-        <w:t>Final release decision</w:t>
-      </w:r>
-    </w:p>
-    <w:p/>
-    <w:p>
-      <w:pPr>
-        <w:pStyle w:val="ListBullet"/>
-      </w:pPr>
-      <w:r>
-        <w:rPr>
-          <w:b w:val="0"/>
-          <w:i w:val="0"/>
-        </w:rPr>
-        <w:t>[ ] Trust verdict: ACCEPT / CONDITIONAL / REJECT.</w:t>
-      </w:r>
-    </w:p>
-    <w:p>
-      <w:pPr>
-        <w:pStyle w:val="ListBullet"/>
-      </w:pPr>
-      <w:r>
-        <w:rPr>
-          <w:b w:val="0"/>
-          <w:i w:val="0"/>
-        </w:rPr>
-        <w:t>[ ] Exceptions documented (for example: untrusted-root internal signing).</w:t>
-      </w:r>
-    </w:p>
-    <w:p>
-      <w:pPr>
-        <w:pStyle w:val="ListBullet"/>
-      </w:pPr>
-      <w:r>
-        <w:rPr>
-          <w:b w:val="0"/>
-          <w:i w:val="0"/>
-        </w:rPr>
         <w:t>[ ] Reviewer sign-off captured.</w:t>
+      </w:r>
+    </w:p>
+    <w:p/>
+    <w:p>
+      <w:r>
+        <w:rPr>
+          <w:color w:val="94A3B8"/>
+        </w:rPr>
+        <w:t>————————————————————</w:t>
+      </w:r>
+    </w:p>
+    <w:p/>
+    <w:p>
+      <w:pPr>
+        <w:pStyle w:val="Heading1"/>
+      </w:pPr>
+      <w:r>
+        <w:t>Part 21: Buyer / Evaluator FAQ</w:t>
+      </w:r>
+    </w:p>
+    <w:p/>
+    <w:p>
+      <w:pPr>
+        <w:pStyle w:val="Heading2"/>
+      </w:pPr>
+      <w:r>
+        <w:t>Is HexHawk a replacement for IDA Pro, Ghidra, Binary Ninja, Cutter, or x64dbg?</w:t>
+      </w:r>
+    </w:p>
+    <w:p/>
+    <w:p>
+      <w:r>
+        <w:rPr>
+          <w:b w:val="0"/>
+          <w:i w:val="0"/>
+        </w:rPr>
+        <w:t>Not as a universal decompiler/debugger replacement today. Those tools are mature reverse-engineering suites with deep ecosystems. HexHawk's sharper wedge is evidence-to-report continuity: local file facts, function evidence, labelled helper output, GYRE verdict authority, NEST evidence grouping, and CREST handoff packages.</w:t>
+      </w:r>
+    </w:p>
+    <w:p/>
+    <w:p>
+      <w:pPr>
+        <w:pStyle w:val="Heading2"/>
+      </w:pPr>
+      <w:r>
+        <w:t>Is HexHawk a malware sandbox?</w:t>
+      </w:r>
+    </w:p>
+    <w:p/>
+    <w:p>
+      <w:r>
+        <w:rPr>
+          <w:b w:val="0"/>
+          <w:i w:val="0"/>
+        </w:rPr>
+        <w:t>No. STRIKE can organize approved runtime/debugger observations, but HexHawk should not be described as a cloud detonation sandbox or as something that automatically executes malware for you.</w:t>
+      </w:r>
+    </w:p>
+    <w:p/>
+    <w:p>
+      <w:pPr>
+        <w:pStyle w:val="Heading2"/>
+      </w:pPr>
+      <w:r>
+        <w:t>What should a new tester do first?</w:t>
+      </w:r>
+    </w:p>
+    <w:p/>
+    <w:p>
+      <w:r>
+        <w:rPr>
+          <w:b w:val="0"/>
+          <w:i w:val="0"/>
+        </w:rPr>
+        <w:t>Use a known safe sample on a controlled machine, record hashes, inspect file facts, review strings/imports/functions, check GYRE and NEST labels, export a report, and write down what remains unknown.</w:t>
+      </w:r>
+    </w:p>
+    <w:p/>
+    <w:p>
+      <w:pPr>
+        <w:pStyle w:val="Heading2"/>
+      </w:pPr>
+      <w:r>
+        <w:t>What does a good HexHawk output look like?</w:t>
+      </w:r>
+    </w:p>
+    <w:p/>
+    <w:p>
+      <w:r>
+        <w:rPr>
+          <w:b w:val="0"/>
+          <w:i w:val="0"/>
+        </w:rPr>
+        <w:t>A good output says: this was the input file; these are the hashes and identity facts; these observations came from static analysis, function evidence, runtime notes, signatures, or analyst notes; GYRE owns the verdict; NEST organized supporting evidence; AETHERFRAME/NEXUS comments are advisory; these limits remain.</w:t>
+      </w:r>
+    </w:p>
+    <w:p/>
+    <w:p>
+      <w:pPr>
+        <w:pStyle w:val="Heading2"/>
+      </w:pPr>
+      <w:r>
+        <w:t>What should sales or docs never imply?</w:t>
+      </w:r>
+    </w:p>
+    <w:p/>
+    <w:p>
+      <w:r>
+        <w:rPr>
+          <w:b w:val="0"/>
+          <w:i w:val="0"/>
+        </w:rPr>
+        <w:t>Do not imply one-click safety, public-release readiness, automatic updater readiness, procurement-ready signing, sandbox detonation, exploit proof, or AI-owned classification unless exact current evidence proves it.</w:t>
+      </w:r>
+    </w:p>
+    <w:p/>
+    <w:p>
+      <w:pPr>
+        <w:pStyle w:val="Heading2"/>
+      </w:pPr>
+      <w:r>
+        <w:t>What makes the guide complete enough to publish?</w:t>
+      </w:r>
+    </w:p>
+    <w:p/>
+    <w:p>
+      <w:r>
+        <w:rPr>
+          <w:b w:val="0"/>
+          <w:i w:val="0"/>
+        </w:rPr>
+        <w:t>It is complete enough when a stranger can answer these questions without internal tribal knowledge: what HexHawk does, who it is for, what file/input it needs, what output it produces, which module decides what, how to verify a package, what remains gated, and when another tool category may be a better fit.</w:t>
       </w:r>
     </w:p>
     <w:sectPr>
